--- a/docs/proposals/softbank-ultraman-caravan/監査法人説明用_SB契約収益認識論点ペーパー.docx
+++ b/docs/proposals/softbank-ultraman-caravan/監査法人説明用_SB契約収益認識論点ペーパー.docx
@@ -78,7 +78,7 @@
           <w:b w:val="0"/>
           <w:sz w:val="21"/>
         </w:rPr>
-        <w:t>取引内容:ウルトラマンIPを活用した全国店頭イベントの継続展開。(1)IPライセンス (2)キャラクターイベントの実施(週15〜20ライン・土日開催) (3)イベントキット・ノベルティ等の作成許諾</w:t>
+        <w:t>取引内容:ウルトラマンIPを活用した全国店頭イベントの継続展開。(1)年間IPライセンス (2)着ぐるみイベントへのキャラクター派遣(週15〜20ライン・土日開催。ディレクター+スーツアクター2名の派遣型で、会場運営は先方が主体) (3)イベントキット・ノベルティ・店頭訴求ツールの作成許諾</w:t>
       </w:r>
     </w:p>
     <w:p>
@@ -104,7 +104,7 @@
           <w:b w:val="0"/>
           <w:sz w:val="21"/>
         </w:rPr>
-        <w:t>取引規模(案):2年間総額 約19〜21億円(税別)+従量精算分</w:t>
+        <w:t>取引規模(案):2年間総額 約4.4〜4.7億円(税別)+実費精算分</w:t>
       </w:r>
     </w:p>
     <w:p>
@@ -274,7 +274,7 @@
                 <w:b w:val="0"/>
                 <w:sz w:val="19"/>
               </w:rPr>
-              <w:t>2027年1〜3月、15ライン体制を当社が先方専属で確保・稼働(定額・開催数非連動のスタンバイ型)</w:t>
+              <w:t>2027年1〜3月、12〜15ライン体制を当社が先方専属で確保・稼働(定額・開催数非連動のスタンバイ型)</w:t>
             </w:r>
           </w:p>
         </w:tc>
@@ -290,7 +290,7 @@
                 <w:b w:val="0"/>
                 <w:sz w:val="19"/>
               </w:rPr>
-              <w:t>約1.6〜1.95億円</w:t>
+              <w:t>約0.33〜0.39億円</w:t>
             </w:r>
           </w:p>
         </w:tc>
@@ -340,7 +340,7 @@
                 <w:b w:val="0"/>
                 <w:sz w:val="19"/>
               </w:rPr>
-              <w:t>2026年11〜12月の年末商戦期に追加スポット開催(テストと同一単価・従量)</w:t>
+              <w:t>2026年11〜12月の年末商戦期に追加開催(従量)</w:t>
             </w:r>
           </w:p>
         </w:tc>
@@ -356,7 +356,7 @@
                 <w:b w:val="0"/>
                 <w:sz w:val="19"/>
               </w:rPr>
-              <w:t>約0.1〜0.3億円</w:t>
+              <w:t>数百万円規模</w:t>
             </w:r>
           </w:p>
         </w:tc>
@@ -456,7 +456,7 @@
                 <w:b w:val="0"/>
                 <w:sz w:val="19"/>
               </w:rPr>
-              <w:t>IPライセンス(包括)</w:t>
+              <w:t>年間IPライセンス(包括)</w:t>
             </w:r>
           </w:p>
         </w:tc>
@@ -472,7 +472,7 @@
                 <w:b w:val="0"/>
                 <w:sz w:val="19"/>
               </w:rPr>
-              <w:t>店頭イベント・告知物・Web/SNSでのIP利用+監修対応。権利期間:締結日〜2028年12月</w:t>
+              <w:t>店頭イベント・イベントキット・店頭訴求ツール・LP/Web・SNSでのIP利用と作成物の監修対応を包括。権利期間:締結日〜2028年12月</w:t>
             </w:r>
           </w:p>
         </w:tc>
@@ -488,7 +488,7 @@
                 <w:b w:val="0"/>
                 <w:sz w:val="19"/>
               </w:rPr>
-              <w:t>初年度2,000万円・2年目2,400万円</w:t>
+              <w:t>2,000万円/年</w:t>
             </w:r>
           </w:p>
         </w:tc>
@@ -554,7 +554,7 @@
                 <w:b w:val="0"/>
                 <w:sz w:val="19"/>
               </w:rPr>
-              <w:t>従量(年間数千万円規模の見込み)</w:t>
+              <w:t>従量(年間1,000万〜2,500万円規模の見込み)</w:t>
             </w:r>
           </w:p>
         </w:tc>
@@ -571,7 +571,7 @@
           <w:b w:val="0"/>
           <w:sz w:val="21"/>
         </w:rPr>
-        <w:t>このほか2027年4月以降のイベント実施(従量50万円/日・税別)に年度別の最低開催数保証(MG)を付す。</w:t>
+        <w:t>このほか2027年4月以降の着ぐるみイベント(従量20万円/開催〔土日2日間〕・税別。ディレクター+スーツアクター2名派遣)に年度別の最低開催数保証(MG)を付す。2年間の開催規模は約1,893開催(月別ライン計画ベース)を想定。</w:t>
       </w:r>
     </w:p>
     <w:p>
@@ -621,7 +621,7 @@
           <w:b w:val="0"/>
           <w:sz w:val="21"/>
         </w:rPr>
-        <w:t>認識:ライセンス期間(締結日〜2028年12月)にわたり定額按分。当期帰属は締結日から期末までの約5ヶ月分</w:t>
+        <w:t>認識:ライセンス期間(締結日〜2028年12月)にわたり定額按分。当期帰属は締結日から期末までの約5ヶ月分(約830万円)</w:t>
       </w:r>
     </w:p>
     <w:p>
@@ -634,7 +634,7 @@
           <w:b w:val="0"/>
           <w:sz w:val="21"/>
         </w:rPr>
-        <w:t>論点①:初年度・2年目で料率が異なる場合の配分方法(年度別価格をそのまま認識してよいか、総額を期間均等按分すべきか)</w:t>
+        <w:t>論点①:契約年度ごとの料金設定(2,000万円/年)と会計期間のずれがある場合の按分方法</w:t>
       </w:r>
     </w:p>
     <w:p>
@@ -657,7 +657,7 @@
           <w:b w:val="0"/>
           <w:sz w:val="21"/>
         </w:rPr>
-        <w:t>対価の対象を「個別イベントの実施」ではなく「専属体制(15ライン)の確保・維持」とするスタンバイ型(stand-ready)の履行義務として設計</w:t>
+        <w:t>対価の対象を「個別イベントの実施」ではなく「専属体制(12〜15ライン)の確保・維持」とするスタンバイ型(stand-ready)の履行義務として設計</w:t>
       </w:r>
     </w:p>
     <w:p>
@@ -768,7 +768,7 @@
           <w:b w:val="0"/>
           <w:sz w:val="21"/>
         </w:rPr>
-        <w:t>開催単位の役務提供として、開催の都度認識(単価50万円/日・税別。テストおよび提示済み価格表と同一)</w:t>
+        <w:t>開催単位の役務提供として、開催の都度認識(単価20万円/開催〔土日2日間〕・税別。提示済み価格表と同一。派遣はディレクター+スーツアクター2名で、会場運営・設営は先方の責任範囲)</w:t>
       </w:r>
     </w:p>
     <w:p>
@@ -966,7 +966,7 @@
                 <w:b w:val="0"/>
                 <w:sz w:val="19"/>
               </w:rPr>
-              <w:t>テスト実績(履行済)約0.12億+先行スポット0.1〜0.3億+立ち上げ期キャパシティ確保1.6〜1.95億+成果物納品0.3〜1.0億+ライセンス按分約0.08億+許諾料(春節前量産分)約0.05〜0.1億</w:t>
+              <w:t>テスト実績(履行済)約0.12億+先行スポット数百万+立ち上げ期キャパシティ確保0.33〜0.39億+成果物納品0.3〜1.0億+ライセンス按分約0.08億+許諾料(春節前量産分)約0.05〜0.1億</w:t>
             </w:r>
           </w:p>
         </w:tc>
@@ -982,7 +982,7 @@
                 <w:b/>
                 <w:sz w:val="19"/>
               </w:rPr>
-              <w:t>約2.5〜4.0億円</w:t>
+              <w:t>約0.9〜1.7億円</w:t>
             </w:r>
           </w:p>
         </w:tc>
@@ -1016,7 +1016,7 @@
                 <w:b w:val="0"/>
                 <w:sz w:val="19"/>
               </w:rPr>
-              <w:t>イベント実施(従量+MG精算)+ライセンス按分+許諾料</w:t>
+              <w:t>着ぐるみイベント約962開催(従量+MG精算)約1.92億+ライセンス按分約0.2億+許諾料</w:t>
             </w:r>
           </w:p>
         </w:tc>
@@ -1032,7 +1032,7 @@
                 <w:b w:val="0"/>
                 <w:sz w:val="19"/>
               </w:rPr>
-              <w:t>約10億円規模</w:t>
+              <w:t>約2.3〜2.5億円</w:t>
             </w:r>
           </w:p>
         </w:tc>
@@ -1066,7 +1066,7 @@
                 <w:b w:val="0"/>
                 <w:sz w:val="19"/>
               </w:rPr>
-              <w:t>同上(2028年4〜12月)</w:t>
+              <w:t>同 約767開催(2028年4〜12月)約1.53億+ライセンス按分+許諾料</w:t>
             </w:r>
           </w:p>
         </w:tc>
@@ -1082,7 +1082,7 @@
                 <w:b w:val="0"/>
                 <w:sz w:val="19"/>
               </w:rPr>
-              <w:t>約7〜8億円規模</w:t>
+              <w:t>約1.8〜2.0億円</w:t>
             </w:r>
           </w:p>
         </w:tc>
@@ -1099,7 +1099,7 @@
           <w:b w:val="0"/>
           <w:sz w:val="21"/>
         </w:rPr>
-        <w:t>契約時に確定する事項:受注総額(約19〜21億円)/返金不能・無条件のMG支払義務/前受金(契約時30%等の前払スケジュールを交渉予定)→ 契約負債として計上</w:t>
+        <w:t>契約時に確定する事項:受注総額(約4.4〜4.7億円)/返金不能・無条件のMG支払義務/前受金(契約時30%等の前払スケジュールを交渉予定)→ 契約負債として計上</w:t>
       </w:r>
     </w:p>
     <w:p>

--- a/docs/proposals/softbank-ultraman-caravan/監査法人説明用_SB契約収益認識論点ペーパー.docx
+++ b/docs/proposals/softbank-ultraman-caravan/監査法人説明用_SB契約収益認識論点ペーパー.docx
@@ -1139,7 +1139,7 @@
           <w:b w:val="0"/>
           <w:sz w:val="21"/>
         </w:rPr>
-        <w:t>論点⑦:キャンセル料条項(開催30日前30%/14日前50%/13日前以降100%)・中途解約時の残期間MG精算条項の会計上の取扱い</w:t>
+        <w:t>論点⑦:キャンセル料条項(開催1ヶ月前〜14日前30%/13日前〜7日前50%/6日前〜当日100%)・中途解約時の残期間MG精算条項の会計上の取扱い</w:t>
       </w:r>
     </w:p>
     <w:p>

--- a/docs/proposals/softbank-ultraman-caravan/監査法人説明用_SB契約収益認識論点ペーパー.docx
+++ b/docs/proposals/softbank-ultraman-caravan/監査法人説明用_SB契約収益認識論点ペーパー.docx
@@ -12,7 +12,7 @@
           <w:b/>
           <w:sz w:val="32"/>
         </w:rPr>
-        <w:t>ソフトバンク社との2年間IPライセンス・イベント契約 収益認識に関する論点整理(ご相談資料)</w:t>
+        <w:t>ソフトバンク社とのIPライセンス・イベント契約 収益認識に関する論点整理(ご相談資料)v2</w:t>
       </w:r>
     </w:p>
     <w:p>
@@ -25,7 +25,7 @@
           <w:b w:val="0"/>
           <w:sz w:val="21"/>
         </w:rPr>
-        <w:t>2026年10月12日/株式会社円谷プロダクション 営業担当:新谷/【社内限定・監査法人ご相談用ドラフト】</w:t>
+        <w:t>2026年10月21日更新(初版10月12日)/株式会社円谷プロダクション 営業担当:新谷/【社内限定・監査法人ご相談用ドラフト】</w:t>
       </w:r>
     </w:p>
     <w:p>
@@ -38,7 +38,7 @@
           <w:b w:val="0"/>
           <w:sz w:val="21"/>
         </w:rPr>
-        <w:t>本資料は契約締結前の設計段階における当社案の整理であり、経理部門および監査法人との事前協議を目的とするものです。会計処理の最終判断は協議結果に従います。</w:t>
+        <w:t>本資料は契約締結前の設計段階における当社案の整理であり、経理部門および監査法人との事前協議を目的とするものです。会計処理の最終判断は協議結果に従います。v2では、10月20日の社内協議で確定した契約条件(期間・単価・最低保証の設計)と、経理部門(CFO)より提示された契約構成案(3本立て)を反映しています。</w:t>
       </w:r>
     </w:p>
     <w:p>
@@ -52,7 +52,487 @@
           <w:color w:val="232278"/>
           <w:sz w:val="26"/>
         </w:rPr>
-        <w:t>1. 案件の概要</w:t>
+        <w:t>0. 初版からの主な変更点</w:t>
+      </w:r>
+    </w:p>
+    <w:tbl>
+      <w:tblPr>
+        <w:tblStyle w:val="TableGrid"/>
+        <w:tblW w:type="auto" w:w="0"/>
+        <w:tblLook w:firstColumn="1" w:firstRow="1" w:lastColumn="0" w:lastRow="0" w:noHBand="0" w:noVBand="1" w:val="04A0"/>
+      </w:tblPr>
+      <w:tblGrid>
+        <w:gridCol w:w="2880"/>
+        <w:gridCol w:w="2880"/>
+        <w:gridCol w:w="2880"/>
+      </w:tblGrid>
+      <w:tr>
+        <w:tc>
+          <w:tcPr>
+            <w:tcW w:type="dxa" w:w="2880"/>
+            <w:shd w:fill="E8EAF2"/>
+          </w:tcPr>
+          <w:p>
+            <w:r/>
+            <w:r>
+              <w:rPr>
+                <w:rFonts w:ascii="Meiryo" w:hAnsi="Meiryo" w:eastAsia="Meiryo"/>
+                <w:b/>
+                <w:sz w:val="19"/>
+              </w:rPr>
+              <w:t>項目</w:t>
+            </w:r>
+          </w:p>
+        </w:tc>
+        <w:tc>
+          <w:tcPr>
+            <w:tcW w:type="dxa" w:w="2880"/>
+            <w:shd w:fill="E8EAF2"/>
+          </w:tcPr>
+          <w:p>
+            <w:r/>
+            <w:r>
+              <w:rPr>
+                <w:rFonts w:ascii="Meiryo" w:hAnsi="Meiryo" w:eastAsia="Meiryo"/>
+                <w:b/>
+                <w:sz w:val="19"/>
+              </w:rPr>
+              <w:t>初版(10/12〜14)</w:t>
+            </w:r>
+          </w:p>
+        </w:tc>
+        <w:tc>
+          <w:tcPr>
+            <w:tcW w:type="dxa" w:w="2880"/>
+            <w:shd w:fill="E8EAF2"/>
+          </w:tcPr>
+          <w:p>
+            <w:r/>
+            <w:r>
+              <w:rPr>
+                <w:rFonts w:ascii="Meiryo" w:hAnsi="Meiryo" w:eastAsia="Meiryo"/>
+                <w:b/>
+                <w:sz w:val="19"/>
+              </w:rPr>
+              <w:t>v2(10/21・現行)</w:t>
+            </w:r>
+          </w:p>
+        </w:tc>
+      </w:tr>
+      <w:tr>
+        <w:tc>
+          <w:tcPr>
+            <w:tcW w:type="dxa" w:w="2880"/>
+          </w:tcPr>
+          <w:p>
+            <w:r/>
+            <w:r>
+              <w:rPr>
+                <w:rFonts w:ascii="Meiryo" w:hAnsi="Meiryo" w:eastAsia="Meiryo"/>
+                <w:b w:val="0"/>
+                <w:sz w:val="19"/>
+              </w:rPr>
+              <w:t>契約期間</w:t>
+            </w:r>
+          </w:p>
+        </w:tc>
+        <w:tc>
+          <w:tcPr>
+            <w:tcW w:type="dxa" w:w="2880"/>
+          </w:tcPr>
+          <w:p>
+            <w:r/>
+            <w:r>
+              <w:rPr>
+                <w:rFonts w:ascii="Meiryo" w:hAnsi="Meiryo" w:eastAsia="Meiryo"/>
+                <w:b w:val="0"/>
+                <w:sz w:val="19"/>
+              </w:rPr>
+              <w:t>2027年1月〜2028年12月(24ヶ月)</w:t>
+            </w:r>
+          </w:p>
+        </w:tc>
+        <w:tc>
+          <w:tcPr>
+            <w:tcW w:type="dxa" w:w="2880"/>
+          </w:tcPr>
+          <w:p>
+            <w:r/>
+            <w:r>
+              <w:rPr>
+                <w:rFonts w:ascii="Meiryo" w:hAnsi="Meiryo" w:eastAsia="Meiryo"/>
+                <w:b w:val="0"/>
+                <w:sz w:val="19"/>
+              </w:rPr>
+              <w:t>2027年1月〜2029年3月(27ヶ月)、締結2026年11月末</w:t>
+            </w:r>
+          </w:p>
+        </w:tc>
+      </w:tr>
+      <w:tr>
+        <w:tc>
+          <w:tcPr>
+            <w:tcW w:type="dxa" w:w="2880"/>
+          </w:tcPr>
+          <w:p>
+            <w:r/>
+            <w:r>
+              <w:rPr>
+                <w:rFonts w:ascii="Meiryo" w:hAnsi="Meiryo" w:eastAsia="Meiryo"/>
+                <w:b w:val="0"/>
+                <w:sz w:val="19"/>
+              </w:rPr>
+              <w:t>イベント単価</w:t>
+            </w:r>
+          </w:p>
+        </w:tc>
+        <w:tc>
+          <w:tcPr>
+            <w:tcW w:type="dxa" w:w="2880"/>
+          </w:tcPr>
+          <w:p>
+            <w:r/>
+            <w:r>
+              <w:rPr>
+                <w:rFonts w:ascii="Meiryo" w:hAnsi="Meiryo" w:eastAsia="Meiryo"/>
+                <w:b w:val="0"/>
+                <w:sz w:val="19"/>
+              </w:rPr>
+              <w:t>20万円/開催(土日2日間)</w:t>
+            </w:r>
+          </w:p>
+        </w:tc>
+        <w:tc>
+          <w:tcPr>
+            <w:tcW w:type="dxa" w:w="2880"/>
+          </w:tcPr>
+          <w:p>
+            <w:r/>
+            <w:r>
+              <w:rPr>
+                <w:rFonts w:ascii="Meiryo" w:hAnsi="Meiryo" w:eastAsia="Meiryo"/>
+                <w:b w:val="0"/>
+                <w:sz w:val="19"/>
+              </w:rPr>
+              <w:t>10万円/日(通常販売価格22.5万円/日からの特別価格)。1開催=土日2日=20万円</w:t>
+            </w:r>
+          </w:p>
+        </w:tc>
+      </w:tr>
+      <w:tr>
+        <w:tc>
+          <w:tcPr>
+            <w:tcW w:type="dxa" w:w="2880"/>
+          </w:tcPr>
+          <w:p>
+            <w:r/>
+            <w:r>
+              <w:rPr>
+                <w:rFonts w:ascii="Meiryo" w:hAnsi="Meiryo" w:eastAsia="Meiryo"/>
+                <w:b w:val="0"/>
+                <w:sz w:val="19"/>
+              </w:rPr>
+              <w:t>派遣体制</w:t>
+            </w:r>
+          </w:p>
+        </w:tc>
+        <w:tc>
+          <w:tcPr>
+            <w:tcW w:type="dxa" w:w="2880"/>
+          </w:tcPr>
+          <w:p>
+            <w:r/>
+            <w:r>
+              <w:rPr>
+                <w:rFonts w:ascii="Meiryo" w:hAnsi="Meiryo" w:eastAsia="Meiryo"/>
+                <w:b w:val="0"/>
+                <w:sz w:val="19"/>
+              </w:rPr>
+              <w:t>ディレクター+アクター</w:t>
+            </w:r>
+          </w:p>
+        </w:tc>
+        <w:tc>
+          <w:tcPr>
+            <w:tcW w:type="dxa" w:w="2880"/>
+          </w:tcPr>
+          <w:p>
+            <w:r/>
+            <w:r>
+              <w:rPr>
+                <w:rFonts w:ascii="Meiryo" w:hAnsi="Meiryo" w:eastAsia="Meiryo"/>
+                <w:b w:val="0"/>
+                <w:sz w:val="19"/>
+              </w:rPr>
+              <w:t>担当(チーフスタッフ)+スーツアクターの2名。会場運営(運営D1名+スタッフ4名)は先方</w:t>
+            </w:r>
+          </w:p>
+        </w:tc>
+      </w:tr>
+      <w:tr>
+        <w:tc>
+          <w:tcPr>
+            <w:tcW w:type="dxa" w:w="2880"/>
+          </w:tcPr>
+          <w:p>
+            <w:r/>
+            <w:r>
+              <w:rPr>
+                <w:rFonts w:ascii="Meiryo" w:hAnsi="Meiryo" w:eastAsia="Meiryo"/>
+                <w:b w:val="0"/>
+                <w:sz w:val="19"/>
+              </w:rPr>
+              <w:t>最低保証(MG)</w:t>
+            </w:r>
+          </w:p>
+        </w:tc>
+        <w:tc>
+          <w:tcPr>
+            <w:tcW w:type="dxa" w:w="2880"/>
+          </w:tcPr>
+          <w:p>
+            <w:r/>
+            <w:r>
+              <w:rPr>
+                <w:rFonts w:ascii="Meiryo" w:hAnsi="Meiryo" w:eastAsia="Meiryo"/>
+                <w:b w:val="0"/>
+                <w:sz w:val="19"/>
+              </w:rPr>
+              <w:t>年度計画の8割</w:t>
+            </w:r>
+          </w:p>
+        </w:tc>
+        <w:tc>
+          <w:tcPr>
+            <w:tcW w:type="dxa" w:w="2880"/>
+          </w:tcPr>
+          <w:p>
+            <w:r/>
+            <w:r>
+              <w:rPr>
+                <w:rFonts w:ascii="Meiryo" w:hAnsi="Meiryo" w:eastAsia="Meiryo"/>
+                <w:b w:val="0"/>
+                <w:sz w:val="19"/>
+              </w:rPr>
+              <w:t>基準15ライン分の開催数を100%保証(未実施でも請求)。余裕月は最大20ラインまで増枠(従量)</w:t>
+            </w:r>
+          </w:p>
+        </w:tc>
+      </w:tr>
+      <w:tr>
+        <w:tc>
+          <w:tcPr>
+            <w:tcW w:type="dxa" w:w="2880"/>
+          </w:tcPr>
+          <w:p>
+            <w:r/>
+            <w:r>
+              <w:rPr>
+                <w:rFonts w:ascii="Meiryo" w:hAnsi="Meiryo" w:eastAsia="Meiryo"/>
+                <w:b w:val="0"/>
+                <w:sz w:val="19"/>
+              </w:rPr>
+              <w:t>精算期間</w:t>
+            </w:r>
+          </w:p>
+        </w:tc>
+        <w:tc>
+          <w:tcPr>
+            <w:tcW w:type="dxa" w:w="2880"/>
+          </w:tcPr>
+          <w:p>
+            <w:r/>
+            <w:r>
+              <w:rPr>
+                <w:rFonts w:ascii="Meiryo" w:hAnsi="Meiryo" w:eastAsia="Meiryo"/>
+                <w:b w:val="0"/>
+                <w:sz w:val="19"/>
+              </w:rPr>
+              <w:t>年度区切り</w:t>
+            </w:r>
+          </w:p>
+        </w:tc>
+        <w:tc>
+          <w:tcPr>
+            <w:tcW w:type="dxa" w:w="2880"/>
+          </w:tcPr>
+          <w:p>
+            <w:r/>
+            <w:r>
+              <w:rPr>
+                <w:rFonts w:ascii="Meiryo" w:hAnsi="Meiryo" w:eastAsia="Meiryo"/>
+                <w:b w:val="0"/>
+                <w:sz w:val="19"/>
+              </w:rPr>
+              <w:t>第1期2027年1〜3月/第2期2027年4月〜2028年3月/第3期2028年4月〜2029年3月</w:t>
+            </w:r>
+          </w:p>
+        </w:tc>
+      </w:tr>
+      <w:tr>
+        <w:tc>
+          <w:tcPr>
+            <w:tcW w:type="dxa" w:w="2880"/>
+          </w:tcPr>
+          <w:p>
+            <w:r/>
+            <w:r>
+              <w:rPr>
+                <w:rFonts w:ascii="Meiryo" w:hAnsi="Meiryo" w:eastAsia="Meiryo"/>
+                <w:b w:val="0"/>
+                <w:sz w:val="19"/>
+              </w:rPr>
+              <w:t>キャンセル料</w:t>
+            </w:r>
+          </w:p>
+        </w:tc>
+        <w:tc>
+          <w:tcPr>
+            <w:tcW w:type="dxa" w:w="2880"/>
+          </w:tcPr>
+          <w:p>
+            <w:r/>
+            <w:r>
+              <w:rPr>
+                <w:rFonts w:ascii="Meiryo" w:hAnsi="Meiryo" w:eastAsia="Meiryo"/>
+                <w:b w:val="0"/>
+                <w:sz w:val="19"/>
+              </w:rPr>
+              <w:t>30日前30%/14日前50%/13日前以降100%</w:t>
+            </w:r>
+          </w:p>
+        </w:tc>
+        <w:tc>
+          <w:tcPr>
+            <w:tcW w:type="dxa" w:w="2880"/>
+          </w:tcPr>
+          <w:p>
+            <w:r/>
+            <w:r>
+              <w:rPr>
+                <w:rFonts w:ascii="Meiryo" w:hAnsi="Meiryo" w:eastAsia="Meiryo"/>
+                <w:b w:val="0"/>
+                <w:sz w:val="19"/>
+              </w:rPr>
+              <w:t>開催1ヶ月前までに確定。1ヶ月前〜14日前30%/13日前〜7日前50%/6日前〜当日100%</w:t>
+            </w:r>
+          </w:p>
+        </w:tc>
+      </w:tr>
+      <w:tr>
+        <w:tc>
+          <w:tcPr>
+            <w:tcW w:type="dxa" w:w="2880"/>
+          </w:tcPr>
+          <w:p>
+            <w:r/>
+            <w:r>
+              <w:rPr>
+                <w:rFonts w:ascii="Meiryo" w:hAnsi="Meiryo" w:eastAsia="Meiryo"/>
+                <w:b w:val="0"/>
+                <w:sz w:val="19"/>
+              </w:rPr>
+              <w:t>新規費目</w:t>
+            </w:r>
+          </w:p>
+        </w:tc>
+        <w:tc>
+          <w:tcPr>
+            <w:tcW w:type="dxa" w:w="2880"/>
+          </w:tcPr>
+          <w:p>
+            <w:r/>
+            <w:r>
+              <w:rPr>
+                <w:rFonts w:ascii="Meiryo" w:hAnsi="Meiryo" w:eastAsia="Meiryo"/>
+                <w:b w:val="0"/>
+                <w:sz w:val="19"/>
+              </w:rPr>
+              <w:t>—</w:t>
+            </w:r>
+          </w:p>
+        </w:tc>
+        <w:tc>
+          <w:tcPr>
+            <w:tcW w:type="dxa" w:w="2880"/>
+          </w:tcPr>
+          <w:p>
+            <w:r/>
+            <w:r>
+              <w:rPr>
+                <w:rFonts w:ascii="Meiryo" w:hAnsi="Meiryo" w:eastAsia="Meiryo"/>
+                <w:b w:val="0"/>
+                <w:sz w:val="19"/>
+              </w:rPr>
+              <w:t>現場諸経費2万円/日(従量)、フル運営オプション+22万円/日(会場単位・従量)</w:t>
+            </w:r>
+          </w:p>
+        </w:tc>
+      </w:tr>
+      <w:tr>
+        <w:tc>
+          <w:tcPr>
+            <w:tcW w:type="dxa" w:w="2880"/>
+          </w:tcPr>
+          <w:p>
+            <w:r/>
+            <w:r>
+              <w:rPr>
+                <w:rFonts w:ascii="Meiryo" w:hAnsi="Meiryo" w:eastAsia="Meiryo"/>
+                <w:b w:val="0"/>
+                <w:sz w:val="19"/>
+              </w:rPr>
+              <w:t>契約構成</w:t>
+            </w:r>
+          </w:p>
+        </w:tc>
+        <w:tc>
+          <w:tcPr>
+            <w:tcW w:type="dxa" w:w="2880"/>
+          </w:tcPr>
+          <w:p>
+            <w:r/>
+            <w:r>
+              <w:rPr>
+                <w:rFonts w:ascii="Meiryo" w:hAnsi="Meiryo" w:eastAsia="Meiryo"/>
+                <w:b w:val="0"/>
+                <w:sz w:val="19"/>
+              </w:rPr>
+              <w:t>5部構成(当社案)</w:t>
+            </w:r>
+          </w:p>
+        </w:tc>
+        <w:tc>
+          <w:tcPr>
+            <w:tcW w:type="dxa" w:w="2880"/>
+          </w:tcPr>
+          <w:p>
+            <w:r/>
+            <w:r>
+              <w:rPr>
+                <w:rFonts w:ascii="Meiryo" w:hAnsi="Meiryo" w:eastAsia="Meiryo"/>
+                <w:b w:val="0"/>
+                <w:sz w:val="19"/>
+              </w:rPr>
+              <w:t>CFO案:①準備契約(契約金)②イベント実施契約③IPライセンス契約の3本立て(第2章)</w:t>
+            </w:r>
+          </w:p>
+        </w:tc>
+      </w:tr>
+    </w:tbl>
+    <w:p/>
+    <w:p>
+      <w:pPr>
+        <w:spacing w:before="240" w:after="120"/>
+      </w:pPr>
+      <w:r>
+        <w:rPr>
+          <w:rFonts w:ascii="Meiryo" w:hAnsi="Meiryo" w:eastAsia="Meiryo"/>
+          <w:b/>
+          <w:color w:val="232278"/>
+          <w:sz w:val="26"/>
+        </w:rPr>
+        <w:t>1. 案件の概要(現行)</w:t>
       </w:r>
     </w:p>
     <w:p>
@@ -78,7 +558,7 @@
           <w:b w:val="0"/>
           <w:sz w:val="21"/>
         </w:rPr>
-        <w:t>取引内容:ウルトラマンIPを活用した全国店頭イベントの継続展開。(1)年間IPライセンス (2)着ぐるみイベントへのキャラクター派遣(週15〜20ライン・土日開催。ディレクター+スーツアクター2名の派遣型で、会場運営は先方が主体) (3)イベントキット・ノベルティ・店頭訴求ツールの作成許諾</w:t>
+        <w:t>取引内容:(1)IPライセンス(包括)(2)着ぐるみイベントへのキャラクター派遣(基準15ライン・土日開催。当社2名派遣、会場運営は先方主体)(3)イベントキット・ノベルティ・店頭訴求ツールの作成許諾</w:t>
       </w:r>
     </w:p>
     <w:p>
@@ -91,7 +571,7 @@
           <w:b w:val="0"/>
           <w:sz w:val="21"/>
         </w:rPr>
-        <w:t>契約期間(案):2026年11月(締結想定)〜2028年12月</w:t>
+        <w:t>契約期間:2027年1月〜2029年3月(27ヶ月)。締結は2026年11月末を予定</w:t>
       </w:r>
     </w:p>
     <w:p>
@@ -104,7 +584,23 @@
           <w:b w:val="0"/>
           <w:sz w:val="21"/>
         </w:rPr>
-        <w:t>取引規模(案):2年間総額 約4.4〜4.7億円(税別)+実費精算分</w:t>
+        <w:t>取引規模(固定分):稼働費 10万円/日×基準15ライン×234日=3,510現場=3億5,100万円+IP使用料4,500万円(2,000万円/年、2029年1〜3月は3ヶ月分)=</w:t>
+      </w:r>
+      <w:r>
+        <w:rPr>
+          <w:rFonts w:ascii="Meiryo" w:hAnsi="Meiryo" w:eastAsia="Meiryo"/>
+          <w:b/>
+          <w:sz w:val="21"/>
+        </w:rPr>
+        <w:t>3億9,600万円(税別)</w:t>
+      </w:r>
+      <w:r>
+        <w:rPr>
+          <w:rFonts w:ascii="Meiryo" w:hAnsi="Meiryo" w:eastAsia="Meiryo"/>
+          <w:b w:val="0"/>
+          <w:sz w:val="21"/>
+        </w:rPr>
+        <w:t>。このほか従量(余裕月増枠 最大+4,700万円、現場諸経費 基準で7,020万円、作成許諾料、フル運営オプション)と実費精算</w:t>
       </w:r>
     </w:p>
     <w:p>
@@ -117,7 +613,7 @@
           <w:b w:val="0"/>
           <w:sz w:val="21"/>
         </w:rPr>
-        <w:t>経緯:2026年9〜10月に神奈川県7会場でテスト実施済み(約1,110万円+実費)。先方は2026年10月内を目途に本契約の判断を行う意向</w:t>
+        <w:t>先方の判断:10月22日の打ち合わせで本格実施の意思確認を行う予定</w:t>
       </w:r>
     </w:p>
     <w:p>
@@ -130,7 +626,7 @@
           <w:b w:val="0"/>
           <w:sz w:val="21"/>
         </w:rPr>
-        <w:t>当社の希望:当期(2027年3月期)に計上可能な収益を契約設計により最大化したい。あわせて2年分の受注を契約時に法的に確定させたい</w:t>
+        <w:t>当社の希望:当期(2027年3月期)に計上可能な収益を契約設計により最大化しつつ、27ヶ月分の受注を契約時に法的に確定させたい</w:t>
       </w:r>
     </w:p>
     <w:p>
@@ -144,7 +640,7 @@
           <w:color w:val="232278"/>
           <w:sz w:val="26"/>
         </w:rPr>
-        <w:t>2. 契約ストラクチャー(当社案・5部構成)</w:t>
+        <w:t>2. 契約ストラクチャー(当社案v2:CFO案の3本立てに当社の部品を対応付け)</w:t>
       </w:r>
     </w:p>
     <w:tbl>
@@ -154,15 +650,16 @@
         <w:tblLook w:firstColumn="1" w:firstRow="1" w:lastColumn="0" w:lastRow="0" w:noHBand="0" w:noVBand="1" w:val="04A0"/>
       </w:tblPr>
       <w:tblGrid>
-        <w:gridCol w:w="2160"/>
-        <w:gridCol w:w="2160"/>
-        <w:gridCol w:w="2160"/>
-        <w:gridCol w:w="2160"/>
+        <w:gridCol w:w="1728"/>
+        <w:gridCol w:w="1728"/>
+        <w:gridCol w:w="1728"/>
+        <w:gridCol w:w="1728"/>
+        <w:gridCol w:w="1728"/>
       </w:tblGrid>
       <w:tr>
         <w:tc>
           <w:tcPr>
-            <w:tcW w:type="dxa" w:w="2160"/>
+            <w:tcW w:type="dxa" w:w="1728"/>
             <w:shd w:fill="E8EAF2"/>
           </w:tcPr>
           <w:p>
@@ -173,13 +670,13 @@
                 <w:b/>
                 <w:sz w:val="19"/>
               </w:rPr>
-              <w:t>#</w:t>
+              <w:t>契約</w:t>
             </w:r>
           </w:p>
         </w:tc>
         <w:tc>
           <w:tcPr>
-            <w:tcW w:type="dxa" w:w="2160"/>
+            <w:tcW w:type="dxa" w:w="1728"/>
             <w:shd w:fill="E8EAF2"/>
           </w:tcPr>
           <w:p>
@@ -190,13 +687,13 @@
                 <w:b/>
                 <w:sz w:val="19"/>
               </w:rPr>
-              <w:t>契約部品</w:t>
+              <w:t>期間</w:t>
             </w:r>
           </w:p>
         </w:tc>
         <w:tc>
           <w:tcPr>
-            <w:tcW w:type="dxa" w:w="2160"/>
+            <w:tcW w:type="dxa" w:w="1728"/>
             <w:shd w:fill="E8EAF2"/>
           </w:tcPr>
           <w:p>
@@ -207,13 +704,13 @@
                 <w:b/>
                 <w:sz w:val="19"/>
               </w:rPr>
-              <w:t>内容</w:t>
+              <w:t>内容(当社の履行義務)</w:t>
             </w:r>
           </w:p>
         </w:tc>
         <w:tc>
           <w:tcPr>
-            <w:tcW w:type="dxa" w:w="2160"/>
+            <w:tcW w:type="dxa" w:w="1728"/>
             <w:shd w:fill="E8EAF2"/>
           </w:tcPr>
           <w:p>
@@ -228,11 +725,28 @@
             </w:r>
           </w:p>
         </w:tc>
+        <w:tc>
+          <w:tcPr>
+            <w:tcW w:type="dxa" w:w="1728"/>
+            <w:shd w:fill="E8EAF2"/>
+          </w:tcPr>
+          <w:p>
+            <w:r/>
+            <w:r>
+              <w:rPr>
+                <w:rFonts w:ascii="Meiryo" w:hAnsi="Meiryo" w:eastAsia="Meiryo"/>
+                <w:b/>
+                <w:sz w:val="19"/>
+              </w:rPr>
+              <w:t>認識(CFO案)</w:t>
+            </w:r>
+          </w:p>
+        </w:tc>
       </w:tr>
       <w:tr>
         <w:tc>
           <w:tcPr>
-            <w:tcW w:type="dxa" w:w="2160"/>
+            <w:tcW w:type="dxa" w:w="1728"/>
           </w:tcPr>
           <w:p>
             <w:r/>
@@ -242,13 +756,13 @@
                 <w:b w:val="0"/>
                 <w:sz w:val="19"/>
               </w:rPr>
-              <w:t>1</w:t>
+              <w:t>① 準備契約(契約金)</w:t>
             </w:r>
           </w:p>
         </w:tc>
         <w:tc>
           <w:tcPr>
-            <w:tcW w:type="dxa" w:w="2160"/>
+            <w:tcW w:type="dxa" w:w="1728"/>
           </w:tcPr>
           <w:p>
             <w:r/>
@@ -258,13 +772,13 @@
                 <w:b w:val="0"/>
                 <w:sz w:val="19"/>
               </w:rPr>
-              <w:t>立ち上げ期キャパシティ確保契約</w:t>
+              <w:t>2026年11月〜2027年3月</w:t>
             </w:r>
           </w:p>
         </w:tc>
         <w:tc>
           <w:tcPr>
-            <w:tcW w:type="dxa" w:w="2160"/>
+            <w:tcW w:type="dxa" w:w="1728"/>
           </w:tcPr>
           <w:p>
             <w:r/>
@@ -274,13 +788,13 @@
                 <w:b w:val="0"/>
                 <w:sz w:val="19"/>
               </w:rPr>
-              <w:t>2027年1〜3月、12〜15ライン体制を当社が先方専属で確保・稼働(定額・開催数非連動のスタンバイ型)</w:t>
+              <w:t>(a)2027年1〜3月の専属体制確保(基準15ライン・定額・スタンバイ型)(b)先方専用成果物の制作・納品(全店共通運営フォーマット・運営マニュアル・研修プログラム・告知デザインパッケージ・キット設計図。3月末検収)</w:t>
             </w:r>
           </w:p>
         </w:tc>
         <w:tc>
           <w:tcPr>
-            <w:tcW w:type="dxa" w:w="2160"/>
+            <w:tcW w:type="dxa" w:w="1728"/>
           </w:tcPr>
           <w:p>
             <w:r/>
@@ -290,15 +804,13 @@
                 <w:b w:val="0"/>
                 <w:sz w:val="19"/>
               </w:rPr>
-              <w:t>約0.33〜0.39億円</w:t>
+              <w:t>(a)3,900万円(390現場分)+(b)3,000万〜1億円</w:t>
             </w:r>
           </w:p>
         </w:tc>
-      </w:tr>
-      <w:tr>
         <w:tc>
           <w:tcPr>
-            <w:tcW w:type="dxa" w:w="2160"/>
+            <w:tcW w:type="dxa" w:w="1728"/>
           </w:tcPr>
           <w:p>
             <w:r/>
@@ -308,13 +820,15 @@
                 <w:b w:val="0"/>
                 <w:sz w:val="19"/>
               </w:rPr>
-              <w:t>2</w:t>
+              <w:t>全額当期</w:t>
             </w:r>
           </w:p>
         </w:tc>
+      </w:tr>
+      <w:tr>
         <w:tc>
           <w:tcPr>
-            <w:tcW w:type="dxa" w:w="2160"/>
+            <w:tcW w:type="dxa" w:w="1728"/>
           </w:tcPr>
           <w:p>
             <w:r/>
@@ -324,13 +838,13 @@
                 <w:b w:val="0"/>
                 <w:sz w:val="19"/>
               </w:rPr>
-              <w:t>先行スポットイベント</w:t>
+              <w:t>② イベント実施契約</w:t>
             </w:r>
           </w:p>
         </w:tc>
         <w:tc>
           <w:tcPr>
-            <w:tcW w:type="dxa" w:w="2160"/>
+            <w:tcW w:type="dxa" w:w="1728"/>
           </w:tcPr>
           <w:p>
             <w:r/>
@@ -340,13 +854,13 @@
                 <w:b w:val="0"/>
                 <w:sz w:val="19"/>
               </w:rPr>
-              <w:t>2026年11〜12月の年末商戦期に追加開催(従量)</w:t>
+              <w:t>2027年4月〜2029年3月</w:t>
             </w:r>
           </w:p>
         </w:tc>
         <w:tc>
           <w:tcPr>
-            <w:tcW w:type="dxa" w:w="2160"/>
+            <w:tcW w:type="dxa" w:w="1728"/>
           </w:tcPr>
           <w:p>
             <w:r/>
@@ -356,15 +870,13 @@
                 <w:b w:val="0"/>
                 <w:sz w:val="19"/>
               </w:rPr>
-              <w:t>数百万円規模</w:t>
+              <w:t>着ぐるみイベントの実施(10万円/日)。基準15ライン分を最低保証(第2期・第3期各1,560現場=各1億5,600万円)。余裕月増枠・現場諸経費・フル運営オプションは従量</w:t>
             </w:r>
           </w:p>
         </w:tc>
-      </w:tr>
-      <w:tr>
         <w:tc>
           <w:tcPr>
-            <w:tcW w:type="dxa" w:w="2160"/>
+            <w:tcW w:type="dxa" w:w="1728"/>
           </w:tcPr>
           <w:p>
             <w:r/>
@@ -374,13 +886,13 @@
                 <w:b w:val="0"/>
                 <w:sz w:val="19"/>
               </w:rPr>
-              <w:t>3</w:t>
+              <w:t>最低保証 3億1,200万円+従量</w:t>
             </w:r>
           </w:p>
         </w:tc>
         <w:tc>
           <w:tcPr>
-            <w:tcW w:type="dxa" w:w="2160"/>
+            <w:tcW w:type="dxa" w:w="1728"/>
           </w:tcPr>
           <w:p>
             <w:r/>
@@ -390,13 +902,15 @@
                 <w:b w:val="0"/>
                 <w:sz w:val="19"/>
               </w:rPr>
-              <w:t>体制構築・専用成果物の提供</w:t>
+              <w:t>MGは期間按分・原価は都度計上。四半期ごとに按分計上額と実績(超過分)を洗い替え。返金条項なし</w:t>
             </w:r>
           </w:p>
         </w:tc>
+      </w:tr>
+      <w:tr>
         <w:tc>
           <w:tcPr>
-            <w:tcW w:type="dxa" w:w="2160"/>
+            <w:tcW w:type="dxa" w:w="1728"/>
           </w:tcPr>
           <w:p>
             <w:r/>
@@ -406,13 +920,13 @@
                 <w:b w:val="0"/>
                 <w:sz w:val="19"/>
               </w:rPr>
-              <w:t>先方専用の全店共通運営フォーマット、告知デザインパッケージ、キット設計図・版下、研修プログラム等の制作・納品(2027年3月末検収)</w:t>
+              <w:t>③ IPライセンス契約</w:t>
             </w:r>
           </w:p>
         </w:tc>
         <w:tc>
           <w:tcPr>
-            <w:tcW w:type="dxa" w:w="2160"/>
+            <w:tcW w:type="dxa" w:w="1728"/>
           </w:tcPr>
           <w:p>
             <w:r/>
@@ -422,15 +936,13 @@
                 <w:b w:val="0"/>
                 <w:sz w:val="19"/>
               </w:rPr>
-              <w:t>約0.3〜1.0億円</w:t>
+              <w:t>2026年11月〜2029年3月</w:t>
             </w:r>
           </w:p>
         </w:tc>
-      </w:tr>
-      <w:tr>
         <w:tc>
           <w:tcPr>
-            <w:tcW w:type="dxa" w:w="2160"/>
+            <w:tcW w:type="dxa" w:w="1728"/>
           </w:tcPr>
           <w:p>
             <w:r/>
@@ -440,13 +952,13 @@
                 <w:b w:val="0"/>
                 <w:sz w:val="19"/>
               </w:rPr>
-              <w:t>4</w:t>
+              <w:t>店頭イベント・イベントキット・店頭訴求ツール・LP/Web・SNSでのIP利用と作成物の監修を包括</w:t>
             </w:r>
           </w:p>
         </w:tc>
         <w:tc>
           <w:tcPr>
-            <w:tcW w:type="dxa" w:w="2160"/>
+            <w:tcW w:type="dxa" w:w="1728"/>
           </w:tcPr>
           <w:p>
             <w:r/>
@@ -456,13 +968,13 @@
                 <w:b w:val="0"/>
                 <w:sz w:val="19"/>
               </w:rPr>
-              <w:t>年間IPライセンス(包括)</w:t>
+              <w:t>4,500万円(2,000万円/年)</w:t>
             </w:r>
           </w:p>
         </w:tc>
         <w:tc>
           <w:tcPr>
-            <w:tcW w:type="dxa" w:w="2160"/>
+            <w:tcW w:type="dxa" w:w="1728"/>
           </w:tcPr>
           <w:p>
             <w:r/>
@@ -472,13 +984,15 @@
                 <w:b w:val="0"/>
                 <w:sz w:val="19"/>
               </w:rPr>
-              <w:t>店頭イベント・イベントキット・店頭訴求ツール・LP/Web・SNSでのIP利用と作成物の監修対応を包括。権利期間:締結日〜2028年12月</w:t>
+              <w:t>CFO案:全額当期(契約から1年以内に全額入金が条件)※第3章の論点</w:t>
             </w:r>
           </w:p>
         </w:tc>
+      </w:tr>
+      <w:tr>
         <w:tc>
           <w:tcPr>
-            <w:tcW w:type="dxa" w:w="2160"/>
+            <w:tcW w:type="dxa" w:w="1728"/>
           </w:tcPr>
           <w:p>
             <w:r/>
@@ -488,15 +1002,13 @@
                 <w:b w:val="0"/>
                 <w:sz w:val="19"/>
               </w:rPr>
-              <w:t>2,000万円/年</w:t>
+              <w:t>(④ 作成許諾)</w:t>
             </w:r>
           </w:p>
         </w:tc>
-      </w:tr>
-      <w:tr>
         <w:tc>
           <w:tcPr>
-            <w:tcW w:type="dxa" w:w="2160"/>
+            <w:tcW w:type="dxa" w:w="1728"/>
           </w:tcPr>
           <w:p>
             <w:r/>
@@ -506,13 +1018,13 @@
                 <w:b w:val="0"/>
                 <w:sz w:val="19"/>
               </w:rPr>
-              <w:t>5</w:t>
+              <w:t>契約期間中</w:t>
             </w:r>
           </w:p>
         </w:tc>
         <w:tc>
           <w:tcPr>
-            <w:tcW w:type="dxa" w:w="2160"/>
+            <w:tcW w:type="dxa" w:w="1728"/>
           </w:tcPr>
           <w:p>
             <w:r/>
@@ -522,13 +1034,13 @@
                 <w:b w:val="0"/>
                 <w:sz w:val="19"/>
               </w:rPr>
-              <w:t>作成許諾ロイヤリティ</w:t>
+              <w:t>先方制作のイベントキット・ノベルティ・店頭訴求ツールに対する許諾(作成費用の20%)。製造数量ベースの最低保証を契約年度ごとに設定予定</w:t>
             </w:r>
           </w:p>
         </w:tc>
         <w:tc>
           <w:tcPr>
-            <w:tcW w:type="dxa" w:w="2160"/>
+            <w:tcW w:type="dxa" w:w="1728"/>
           </w:tcPr>
           <w:p>
             <w:r/>
@@ -538,13 +1050,13 @@
                 <w:b w:val="0"/>
                 <w:sz w:val="19"/>
               </w:rPr>
-              <w:t>先方が制作するイベントキット・ノベルティ・店頭訴求ツールに対する許諾料(作成費用の20%)</w:t>
+              <w:t>従量(年間数百万〜1,000万円規模)</w:t>
             </w:r>
           </w:p>
         </w:tc>
         <w:tc>
           <w:tcPr>
-            <w:tcW w:type="dxa" w:w="2160"/>
+            <w:tcW w:type="dxa" w:w="1728"/>
           </w:tcPr>
           <w:p>
             <w:r/>
@@ -554,7 +1066,7 @@
                 <w:b w:val="0"/>
                 <w:sz w:val="19"/>
               </w:rPr>
-              <w:t>従量(年間1,000万〜2,500万円規模の見込み)</w:t>
+              <w:t>製造(使用)時点。最低保証未達分は期末確定</w:t>
             </w:r>
           </w:p>
         </w:tc>
@@ -571,7 +1083,7 @@
           <w:b w:val="0"/>
           <w:sz w:val="21"/>
         </w:rPr>
-        <w:t>このほか2027年4月以降の着ぐるみイベント(従量20万円/開催〔土日2日間〕・税別。ディレクター+スーツアクター2名派遣)に年度別の最低開催数保証(MG)を付す。2年間の開催規模は約1,893開催(月別ライン計画ベース)を想定。</w:t>
+        <w:t>※ 先方に提示済みの見積(10月22日提示予定)は「稼働費(最低保証)+IP使用料(年額)+従量」の構成であり、3本立てへの再編は契約書ドラフト段階で総額・支払時期を変えずに行う想定。</w:t>
       </w:r>
     </w:p>
     <w:p>
@@ -585,7 +1097,7 @@
           <w:color w:val="232278"/>
           <w:sz w:val="26"/>
         </w:rPr>
-        <w:t>3. 履行義務の識別と収益認識の整理(当社案)</w:t>
+        <w:t>3. 履行義務の識別と収益認識の整理</w:t>
       </w:r>
     </w:p>
     <w:p>
@@ -595,7 +1107,7 @@
           <w:b/>
           <w:sz w:val="23"/>
         </w:rPr>
-        <w:t>3-1. IPライセンス(部品4)</w:t>
+        <w:t>3-1. ①準備契約(契約金)</w:t>
       </w:r>
     </w:p>
     <w:p>
@@ -608,7 +1120,7 @@
           <w:b w:val="0"/>
           <w:sz w:val="21"/>
         </w:rPr>
-        <w:t>キャラクターIPであり、当社が映像作品・イベント等によりIP価値に影響する活動を継続するため、「アクセス権(シンボリックIP)」に該当すると整理</w:t>
+        <w:t>(a)専属体制確保:対価の対象を「個別イベントの実施」ではなく「基準15ライン体制の専属確保」とするスタンバイ型の履行義務。確保期間(2027年1〜3月)の時の経過で認識し、当期内に完了</w:t>
       </w:r>
     </w:p>
     <w:p>
@@ -621,7 +1133,7 @@
           <w:b w:val="0"/>
           <w:sz w:val="21"/>
         </w:rPr>
-        <w:t>認識:ライセンス期間(締結日〜2028年12月)にわたり定額按分。当期帰属は締結日から期末までの約5ヶ月分(約830万円)</w:t>
+        <w:t>(b)専用成果物:先方に使用権・運用権が移転する特定成果物の納品。検収(3月末)で一時点認識。対価は制作実費+合理的マージンで積算しSSPと整合</w:t>
       </w:r>
     </w:p>
     <w:p>
@@ -634,17 +1146,7 @@
           <w:b w:val="0"/>
           <w:sz w:val="21"/>
         </w:rPr>
-        <w:t>論点①:契約年度ごとの料金設定(2,000万円/年)と会計期間のずれがある場合の按分方法</w:t>
-      </w:r>
-    </w:p>
-    <w:p>
-      <w:r>
-        <w:rPr>
-          <w:rFonts w:ascii="Meiryo" w:hAnsi="Meiryo" w:eastAsia="Meiryo"/>
-          <w:b/>
-          <w:sz w:val="23"/>
-        </w:rPr>
-        <w:t>3-2. 立ち上げ期キャパシティ確保(部品1)</w:t>
+        <w:t>論点①:(a)(b)を「準備の対価」として1本の契約金にまとめた場合でも、履行義務としては(a)期間按分・(b)一時点の2つに区分されるか、または単一の履行義務として扱えるか</w:t>
       </w:r>
     </w:p>
     <w:p>
@@ -657,7 +1159,7 @@
           <w:b w:val="0"/>
           <w:sz w:val="21"/>
         </w:rPr>
-        <w:t>対価の対象を「個別イベントの実施」ではなく「専属体制(12〜15ライン)の確保・維持」とするスタンバイ型(stand-ready)の履行義務として設計</w:t>
+        <w:t>論点②:2027年1〜3月に実際の稼働(12〜15ライン)が発生する場合、当該稼働を①に内包(スタンバイ型の一部)として整理できるか、②の前倒し開始として扱うべきか</w:t>
       </w:r>
     </w:p>
     <w:p>
@@ -670,7 +1172,17 @@
           <w:b w:val="0"/>
           <w:sz w:val="21"/>
         </w:rPr>
-        <w:t>認識:確保期間(2027年1〜3月)の時の経過に応じて按分。期間が当期内に完了するため、全額が当期収益</w:t>
+        <w:t>論点③:①と②の対価配分(①に寄せた場合の②の個別採算悪化はCFO指摘のとおり)。当社案は②の単価10万円/日を維持し、①には成果物フィーを置く</w:t>
+      </w:r>
+    </w:p>
+    <w:p>
+      <w:r>
+        <w:rPr>
+          <w:rFonts w:ascii="Meiryo" w:hAnsi="Meiryo" w:eastAsia="Meiryo"/>
+          <w:b/>
+          <w:sz w:val="23"/>
+        </w:rPr>
+        <w:t>3-2. ②イベント実施契約(最低保証付き)</w:t>
       </w:r>
     </w:p>
     <w:p>
@@ -683,7 +1195,7 @@
           <w:b w:val="0"/>
           <w:sz w:val="21"/>
         </w:rPr>
-        <w:t>当社による専属性の立証:ライン管理表により、当該期間に該当ラインを他社案件に充当していないことを文書化する運用を予定</w:t>
+        <w:t>開催単位の役務提供として都度認識。最低保証分はCFO案のとおり期間按分し、四半期ごとに実績と洗い替え</w:t>
       </w:r>
     </w:p>
     <w:p>
@@ -696,17 +1208,7 @@
           <w:b w:val="0"/>
           <w:sz w:val="21"/>
         </w:rPr>
-        <w:t>論点②:スタンバイ型履行義務としての整理の可否、および従量契約(部品外のFY27以降)との区分の妥当性</w:t>
-      </w:r>
-    </w:p>
-    <w:p>
-      <w:r>
-        <w:rPr>
-          <w:rFonts w:ascii="Meiryo" w:hAnsi="Meiryo" w:eastAsia="Meiryo"/>
-          <w:b/>
-          <w:sz w:val="23"/>
-        </w:rPr>
-        <w:t>3-3. 体制構築・専用成果物(部品3)</w:t>
+        <w:t>最低保証は返金不能・無条件。未達でも請求、超過分は追加精算。中途解約時は残期間の保証額を精算</w:t>
       </w:r>
     </w:p>
     <w:p>
@@ -719,7 +1221,7 @@
           <w:b w:val="0"/>
           <w:sz w:val="21"/>
         </w:rPr>
-        <w:t>先方に使用権・運用権が移転する特定成果物(運営フォーマット・デザインパッケージ・設計図・研修プログラム)の納品として設計し、検収(2027年3月末)をもって一時点で認識</w:t>
+        <w:t>論点④:最低保証の期間按分(CFO案)と、精算期間末での未達確定(当社初版案)のどちらで整理するか。四半期洗い替えの実務(契約上の精算期間との整合)</w:t>
       </w:r>
     </w:p>
     <w:p>
@@ -732,7 +1234,17 @@
           <w:b w:val="0"/>
           <w:sz w:val="21"/>
         </w:rPr>
-        <w:t>対価は制作実費+合理的マージンの積算によりSSP(独立販売価格)との整合を確保</w:t>
+        <w:t>論点⑤:キャンセル料(1ヶ月前〜14日前30%/13日前〜7日前50%/6日前〜当日100%)および中途解約精算の会計上の取扱い</w:t>
+      </w:r>
+    </w:p>
+    <w:p>
+      <w:r>
+        <w:rPr>
+          <w:rFonts w:ascii="Meiryo" w:hAnsi="Meiryo" w:eastAsia="Meiryo"/>
+          <w:b/>
+          <w:sz w:val="23"/>
+        </w:rPr>
+        <w:t>3-3. ③IPライセンス契約</w:t>
       </w:r>
     </w:p>
     <w:p>
@@ -745,17 +1257,7 @@
           <w:b w:val="0"/>
           <w:sz w:val="21"/>
         </w:rPr>
-        <w:t>論点③:成果物の独立した履行義務性(ライセンスや役務との区分)、検収基準の妥当性</w:t>
-      </w:r>
-    </w:p>
-    <w:p>
-      <w:r>
-        <w:rPr>
-          <w:rFonts w:ascii="Meiryo" w:hAnsi="Meiryo" w:eastAsia="Meiryo"/>
-          <w:b/>
-          <w:sz w:val="23"/>
-        </w:rPr>
-        <w:t>3-4. イベント実施(部品2および2027年4月以降の従量分)</w:t>
+        <w:t>当社初版案:キャラクターIPは当社が映像作品・イベント等でIP価値に影響する活動を継続するため「アクセス権(シンボリックIP)」に該当し、ライセンス期間で定額按分(当期帰属は5ヶ月分約830万円)</w:t>
       </w:r>
     </w:p>
     <w:p>
@@ -768,7 +1270,7 @@
           <w:b w:val="0"/>
           <w:sz w:val="21"/>
         </w:rPr>
-        <w:t>開催単位の役務提供として、開催の都度認識(単価20万円/開催〔土日2日間〕・税別。提示済み価格表と同一。派遣はディレクター+スーツアクター2名で、会場運営・設営は先方の責任範囲)</w:t>
+        <w:t>CFO案:全額当期計上(契約から1年以内に全額入金が条件)</w:t>
       </w:r>
     </w:p>
     <w:p>
@@ -781,7 +1283,17 @@
           <w:b w:val="0"/>
           <w:sz w:val="21"/>
         </w:rPr>
-        <w:t>年度別MG:精算期間を当社会計年度に整合させて区切る(立ち上げ期/2028年3月期/2029年3月期(2028年4〜12月))。各期間末に未達分の精算額が確定する契約条項とし、未達精算分は確定時(各期末)に認識</w:t>
+        <w:t>論点⑥(最重要):全額当期計上の会計上の根拠(使用権としての整理か、特定の既存素材の提供として一時点とするか、他の論理か)。シンボリックIPとの整理との関係。「1年以内の入金」が認識要件か資金条件かの切り分け。監査法人の事前合意を必須とする</w:t>
+      </w:r>
+    </w:p>
+    <w:p>
+      <w:r>
+        <w:rPr>
+          <w:rFonts w:ascii="Meiryo" w:hAnsi="Meiryo" w:eastAsia="Meiryo"/>
+          <w:b/>
+          <w:sz w:val="23"/>
+        </w:rPr>
+        <w:t>3-4. 契約の結合</w:t>
       </w:r>
     </w:p>
     <w:p>
@@ -794,7 +1306,7 @@
           <w:b w:val="0"/>
           <w:sz w:val="21"/>
         </w:rPr>
-        <w:t>論点④:MG未達精算分の性格整理(変動対価か、顧客により行使されなかった権利(breakage)か)と認識時期</w:t>
+        <w:t>論点⑦:①②③を別契約としても、同一顧客・同時期・単一の商業目的により会計上1つの契約として結合され、履行義務が識別し直される可能性。①③が②から独立した履行義務であることを契約書上・実態上どう担保するか(①の成果物の独立性、③の権利が②なしでも価値を持つこと等)</w:t>
       </w:r>
     </w:p>
     <w:p>
@@ -804,7 +1316,7 @@
           <w:b/>
           <w:sz w:val="23"/>
         </w:rPr>
-        <w:t>3-5. 作成許諾ロイヤリティ(部品5)</w:t>
+        <w:t>3-5. 作成許諾ロイヤリティ</w:t>
       </w:r>
     </w:p>
     <w:p>
@@ -817,7 +1329,7 @@
           <w:b w:val="0"/>
           <w:sz w:val="21"/>
         </w:rPr>
-        <w:t>売上高・使用量ベースのロイヤリティの例外規定により、先方の製作(使用)時点で認識</w:t>
+        <w:t>売上高・使用量ベースのロイヤリティの例外規定により、先方の製造(使用)時点で認識。当社は許諾者として純額で認識</w:t>
       </w:r>
     </w:p>
     <w:p>
@@ -830,7 +1342,7 @@
           <w:b w:val="0"/>
           <w:sz w:val="21"/>
         </w:rPr>
-        <w:t>ノベルティは先方制作に一本化するため、当社は許諾者として純額(ロイヤリティ額)で認識する整理(本人・代理人の論点)</w:t>
+        <w:t>製造数量ベースの最低保証を契約年度ごとに設定予定(第1期+第2期で1年3ヶ月分、第3期で1年分)。未達分は期末確定</w:t>
       </w:r>
     </w:p>
     <w:p>
@@ -843,7 +1355,7 @@
           <w:b w:val="0"/>
           <w:sz w:val="21"/>
         </w:rPr>
-        <w:t>製作スケジュール上、初回量産は2027年1月末までに実行される見込み(中国工場の春節前生産)であり、当該分は当期に帰属</w:t>
+        <w:t>初回量産は2027年1月末まで(春節前)の見込みで当期帰属</w:t>
       </w:r>
     </w:p>
     <w:p>
@@ -856,7 +1368,20 @@
           <w:b w:val="0"/>
           <w:sz w:val="21"/>
         </w:rPr>
-        <w:t>論点⑤:本人・代理人の判定(テスト期間は当社商品の卸売=総額、本契約以降は許諾=純額への変更)</w:t>
+        <w:t>当社既存商品(ステッカー等)を先方が購入する場合は商品販売(総額)として別途</w:t>
+      </w:r>
+    </w:p>
+    <w:p>
+      <w:pPr>
+        <w:pStyle w:val="ListBullet"/>
+      </w:pPr>
+      <w:r>
+        <w:rPr>
+          <w:rFonts w:ascii="Meiryo" w:hAnsi="Meiryo" w:eastAsia="Meiryo"/>
+          <w:b w:val="0"/>
+          <w:sz w:val="21"/>
+        </w:rPr>
+        <w:t>論点⑧:本人・代理人の判定(テスト期間の卸売=総額/本契約の許諾=純額)、最低保証未達分の認識時期</w:t>
       </w:r>
     </w:p>
     <w:p>
@@ -870,7 +1395,7 @@
           <w:color w:val="232278"/>
           <w:sz w:val="26"/>
         </w:rPr>
-        <w:t>4. 期別の収益計上見込み(当社案ベース)</w:t>
+        <w:t>4. 期別の収益計上見込み(当社案v2)</w:t>
       </w:r>
     </w:p>
     <w:tbl>
@@ -966,7 +1491,7 @@
                 <w:b w:val="0"/>
                 <w:sz w:val="19"/>
               </w:rPr>
-              <w:t>テスト実績(履行済)約0.12億+先行スポット数百万+立ち上げ期キャパシティ確保0.33〜0.39億+成果物納品0.3〜1.0億+ライセンス按分約0.08億+許諾料(春節前量産分)約0.05〜0.1億</w:t>
+              <w:t>テスト実績(履行済)約0.12億+先行スポット(11〜12月)数百万+①準備契約金(体制確保0.39億+成果物0.3〜1.0億)+③IP(按分なら約0.08億/CFO案で全額なら0.45億)+許諾料(春節前量産分)約0.05〜0.1億</w:t>
             </w:r>
           </w:p>
         </w:tc>
@@ -982,7 +1507,15 @@
                 <w:b/>
                 <w:sz w:val="19"/>
               </w:rPr>
-              <w:t>約0.9〜1.7億円</w:t>
+              <w:t>約0.9〜2.0億円</w:t>
+            </w:r>
+            <w:r>
+              <w:rPr>
+                <w:rFonts w:ascii="Meiryo" w:hAnsi="Meiryo" w:eastAsia="Meiryo"/>
+                <w:b w:val="0"/>
+                <w:sz w:val="19"/>
+              </w:rPr>
+              <w:t>(③の整理次第で約0.4億円の差)</w:t>
             </w:r>
           </w:p>
         </w:tc>
@@ -1016,7 +1549,7 @@
                 <w:b w:val="0"/>
                 <w:sz w:val="19"/>
               </w:rPr>
-              <w:t>着ぐるみイベント約962開催(従量+MG精算)約1.92億+ライセンス按分約0.2億+許諾料</w:t>
+              <w:t>②第2期最低保証1.56億+増枠・諸経費(基準約0.31億)+③按分(約0.2億・CFO案なら0)+許諾料</w:t>
             </w:r>
           </w:p>
         </w:tc>
@@ -1032,7 +1565,7 @@
                 <w:b w:val="0"/>
                 <w:sz w:val="19"/>
               </w:rPr>
-              <w:t>約2.3〜2.5億円</w:t>
+              <w:t>約1.9〜2.3億円</w:t>
             </w:r>
           </w:p>
         </w:tc>
@@ -1066,7 +1599,7 @@
                 <w:b w:val="0"/>
                 <w:sz w:val="19"/>
               </w:rPr>
-              <w:t>同 約767開催(2028年4〜12月)約1.53億+ライセンス按分+許諾料</w:t>
+              <w:t>②第3期最低保証1.56億+増枠・諸経費+③按分(CFO案なら0)+許諾料</w:t>
             </w:r>
           </w:p>
         </w:tc>
@@ -1082,7 +1615,7 @@
                 <w:b w:val="0"/>
                 <w:sz w:val="19"/>
               </w:rPr>
-              <w:t>約1.8〜2.0億円</w:t>
+              <w:t>約1.9〜2.3億円</w:t>
             </w:r>
           </w:p>
         </w:tc>
@@ -1099,7 +1632,7 @@
           <w:b w:val="0"/>
           <w:sz w:val="21"/>
         </w:rPr>
-        <w:t>契約時に確定する事項:受注総額(約4.4〜4.7億円)/返金不能・無条件のMG支払義務/前受金(契約時30%等の前払スケジュールを交渉予定)→ 契約負債として計上</w:t>
+        <w:t>契約時に確定する事項:受注総額(固定分3億9,600万円+従量)/返金不能・無条件の最低保証/前払スケジュール(IP使用料は年度前払い、最低保証は四半期前払いで交渉)→契約負債として計上。先方の会計年度(4〜3月)との整合も考慮し、2026年度中の先方支払額は先方の予算決裁に影響するため、総額不変で支払時期を調整する余地を残す。</w:t>
       </w:r>
     </w:p>
     <w:p>
@@ -1126,7 +1659,7 @@
           <w:b w:val="0"/>
           <w:sz w:val="21"/>
         </w:rPr>
-        <w:t>論点⑥:前払スケジュールにより2年分の対価の相当部分を先行受領する場合の重要な金融要素の要否</w:t>
+        <w:t>論点⑨:重要な金融要素——先方がイベントのスケジュールを決定する構造のため該当しない(CFO見解)。前払スケジュールが大きく前倒しになる場合の再確認</w:t>
       </w:r>
     </w:p>
     <w:p>
@@ -1139,7 +1672,7 @@
           <w:b w:val="0"/>
           <w:sz w:val="21"/>
         </w:rPr>
-        <w:t>論点⑦:キャンセル料条項(開催1ヶ月前〜14日前30%/13日前〜7日前50%/6日前〜当日100%)・中途解約時の残期間MG精算条項の会計上の取扱い</w:t>
+        <w:t>論点⑩:交通運搬費・宿泊費・スーツ送料の実費精算および現場諸経費(2万円/日)の総額・純額</w:t>
       </w:r>
     </w:p>
     <w:p>
@@ -1152,7 +1685,20 @@
           <w:b w:val="0"/>
           <w:sz w:val="21"/>
         </w:rPr>
-        <w:t>論点⑧:交通運搬費・宿泊費等の実費精算(基準料金表に基づく)の総額・純額</w:t>
+        <w:t>論点⑪:フル運営オプション(+22万円/日)を会場単位で適用した場合の履行義務の区分(派遣型と運営受託型が混在)</w:t>
+      </w:r>
+    </w:p>
+    <w:p>
+      <w:pPr>
+        <w:pStyle w:val="ListBullet"/>
+      </w:pPr>
+      <w:r>
+        <w:rPr>
+          <w:rFonts w:ascii="Meiryo" w:hAnsi="Meiryo" w:eastAsia="Meiryo"/>
+          <w:b w:val="0"/>
+          <w:sz w:val="21"/>
+        </w:rPr>
+        <w:t>論点⑫:消費税の課税時期(①は役務完了時点=3月末、②は都度)と法人税の整合</w:t>
       </w:r>
     </w:p>
     <w:p>
@@ -1192,7 +1738,7 @@
           <w:b w:val="0"/>
           <w:sz w:val="21"/>
         </w:rPr>
-        <w:t>1. 部品1(スタンバイ型キャパシティ確保)の履行義務整理と期間按分認識の可否 ※当期計上額への影響が最大の論点</w:t>
+        <w:t>1. ③IPライセンス契約の全額当期計上の可否と根拠(論点⑥)※当期計上額への影響が最大</w:t>
       </w:r>
     </w:p>
     <w:p>
@@ -1205,7 +1751,7 @@
           <w:b w:val="0"/>
           <w:sz w:val="21"/>
         </w:rPr>
-        <w:t>2. 部品3(専用成果物)の一時点認識の可否と、SSP配分・検収要件</w:t>
+        <w:t>2. ①準備契約金の履行義務整理(スタンバイ型+成果物)と、1〜3月の実稼働の扱い(論点①②)</w:t>
       </w:r>
     </w:p>
     <w:p>
@@ -1218,7 +1764,7 @@
           <w:b w:val="0"/>
           <w:sz w:val="21"/>
         </w:rPr>
-        <w:t>3. 年度区切りMGの未達精算分を各期末に認識する整理の可否</w:t>
+        <w:t>3. 3本立て契約の結合リスクと、独立性を担保する契約書上の要件(論点⑦)</w:t>
       </w:r>
     </w:p>
     <w:p>
@@ -1231,7 +1777,7 @@
           <w:b w:val="0"/>
           <w:sz w:val="21"/>
         </w:rPr>
-        <w:t>4. ライセンスのシンボリックIP整理と年度別料率の配分方法</w:t>
+        <w:t>4. 最低保証の認識方法:期間按分+四半期洗い替え(CFO案)か、期末確定(初版案)か(論点④)</w:t>
       </w:r>
     </w:p>
     <w:p>
@@ -1244,7 +1790,7 @@
           <w:b w:val="0"/>
           <w:sz w:val="21"/>
         </w:rPr>
-        <w:t>5. ノベルティ許諾への切替に伴う本人・代理人判定の変更</w:t>
+        <w:t>5. ①②の対価配分とSSPの考え方(論点③)</w:t>
       </w:r>
     </w:p>
     <w:p>
@@ -1257,7 +1803,7 @@
           <w:b w:val="0"/>
           <w:sz w:val="21"/>
         </w:rPr>
-        <w:t>6. 前受対価に係る重要な金融要素の要否</w:t>
+        <w:t>6. 作成許諾の純額認識・最低保証の扱い(論点⑧)</w:t>
       </w:r>
     </w:p>
     <w:p>
@@ -1270,7 +1816,7 @@
           <w:b w:val="0"/>
           <w:sz w:val="21"/>
         </w:rPr>
-        <w:t>7. 契約書ドラフトへの会計要件の反映事項(検収定義・精算確定日・返金不能条項等)のご指導</w:t>
+        <w:t>7. 契約書ドラフトへの会計要件の反映事項(検収定義・精算確定日・返金不能条項・契約の独立性)のご指導</w:t>
       </w:r>
     </w:p>
     <w:p>

--- a/docs/proposals/softbank-ultraman-caravan/監査法人説明用_SB契約収益認識論点ペーパー.docx
+++ b/docs/proposals/softbank-ultraman-caravan/監査法人説明用_SB契約収益認識論点ペーパー.docx
@@ -584,7 +584,7 @@
           <w:b w:val="0"/>
           <w:sz w:val="21"/>
         </w:rPr>
-        <w:t>取引規模(固定分):稼働費 10万円/日×基準15ライン×234日=3,510現場=3億5,100万円+IP使用料4,500万円(2,000万円/年、2029年1〜3月は3ヶ月分)=</w:t>
+        <w:t>取引規模(固定分):稼働費 10万円/日×基準15ライン×235日(実カレンダーの土日数:2027年104日・2028年106日・2029年1〜3月25日)=3,525現場=3億5,250万円+IP使用料4,500万円(2,000万円/年、2029年1〜3月は3ヶ月分)=</w:t>
       </w:r>
       <w:r>
         <w:rPr>
@@ -592,7 +592,7 @@
           <w:b/>
           <w:sz w:val="21"/>
         </w:rPr>
-        <w:t>3億9,600万円(税別)</w:t>
+        <w:t>3億9,750万円(税別)</w:t>
       </w:r>
       <w:r>
         <w:rPr>
@@ -870,7 +870,7 @@
                 <w:b w:val="0"/>
                 <w:sz w:val="19"/>
               </w:rPr>
-              <w:t>着ぐるみイベントの実施(10万円/日)。基準15ライン分を最低保証(第2期・第3期各1,560現場=各1億5,600万円)。余裕月増枠・現場諸経費・フル運営オプションは従量</w:t>
+              <w:t>着ぐるみイベントの実施(10万円/日)。基準15ライン分を最低保証(第2期1,560現場=1億5,600万円、第3期1,575現場=1億5,750万円)。余裕月増枠・現場諸経費・フル運営オプションは従量</w:t>
             </w:r>
           </w:p>
         </w:tc>
@@ -886,7 +886,7 @@
                 <w:b w:val="0"/>
                 <w:sz w:val="19"/>
               </w:rPr>
-              <w:t>最低保証 3億1,200万円+従量</w:t>
+              <w:t>最低保証 3億1,350万円+従量</w:t>
             </w:r>
           </w:p>
         </w:tc>
@@ -1632,7 +1632,7 @@
           <w:b w:val="0"/>
           <w:sz w:val="21"/>
         </w:rPr>
-        <w:t>契約時に確定する事項:受注総額(固定分3億9,600万円+従量)/返金不能・無条件の最低保証/前払スケジュール(IP使用料は年度前払い、最低保証は四半期前払いで交渉)→契約負債として計上。先方の会計年度(4〜3月)との整合も考慮し、2026年度中の先方支払額は先方の予算決裁に影響するため、総額不変で支払時期を調整する余地を残す。</w:t>
+        <w:t>契約時に確定する事項:受注総額(固定分3億9,750万円+従量)/返金不能・無条件の最低保証/前払スケジュール(IP使用料は年度前払い、最低保証は四半期前払いで交渉)→契約負債として計上。先方の会計年度(4〜3月)との整合も考慮し、2026年度中の先方支払額は先方の予算決裁に影響するため、総額不変で支払時期を調整する余地を残す。</w:t>
       </w:r>
     </w:p>
     <w:p>

--- a/docs/proposals/softbank-ultraman-caravan/監査法人説明用_SB契約収益認識論点ペーパー.docx
+++ b/docs/proposals/softbank-ultraman-caravan/監査法人説明用_SB契約収益認識論点ペーパー.docx
@@ -1632,7 +1632,7 @@
           <w:b w:val="0"/>
           <w:sz w:val="21"/>
         </w:rPr>
-        <w:t>契約時に確定する事項:受注総額(固定分3億9,750万円+従量)/返金不能・無条件の最低保証/前払スケジュール(IP使用料は年度前払い、最低保証は四半期前払いで交渉)→契約負債として計上。先方の会計年度(4〜3月)との整合も考慮し、2026年度中の先方支払額は先方の予算決裁に影響するため、総額不変で支払時期を調整する余地を残す。</w:t>
+        <w:t>契約時に確定する事項:受注総額(固定分3億9,750万円+従量)/返金不能・無条件の最低保証/前払スケジュール(IP使用料は契約時に27ヶ月分4,500万円を一括前払い=CFO案③の「1年以内全額入金」の条件を満たす。最低保証は四半期前払いで交渉)→契約負債として計上。先方の会計年度(4〜3月)との整合も考慮し、2026年度中の先方支払額は先方の予算決裁に影響するため、総額不変で支払時期を調整する余地を残す。</w:t>
       </w:r>
     </w:p>
     <w:p>

--- a/docs/proposals/softbank-ultraman-caravan/監査法人説明用_SB契約収益認識論点ペーパー.docx
+++ b/docs/proposals/softbank-ultraman-caravan/監査法人説明用_SB契約収益認識論点ペーパー.docx
@@ -164,7 +164,7 @@
                 <w:b w:val="0"/>
                 <w:sz w:val="19"/>
               </w:rPr>
-              <w:t>2027年1月〜2029年3月(27ヶ月)、締結2026年11月末</w:t>
+              <w:t>2027年1月〜2029年3月(27ヶ月)、締結2026年10月末</w:t>
             </w:r>
           </w:p>
         </w:tc>
@@ -571,7 +571,7 @@
           <w:b w:val="0"/>
           <w:sz w:val="21"/>
         </w:rPr>
-        <w:t>契約期間:2027年1月〜2029年3月(27ヶ月)。締結は2026年11月末を予定</w:t>
+        <w:t>契約期間:2027年1月〜2029年3月(27ヶ月)。締結は2026年10月末を予定</w:t>
       </w:r>
     </w:p>
     <w:p>
@@ -772,7 +772,7 @@
                 <w:b w:val="0"/>
                 <w:sz w:val="19"/>
               </w:rPr>
-              <w:t>2026年11月〜2027年3月</w:t>
+              <w:t>2026年10月末(締結)〜2027年3月</w:t>
             </w:r>
           </w:p>
         </w:tc>
@@ -936,7 +936,7 @@
                 <w:b w:val="0"/>
                 <w:sz w:val="19"/>
               </w:rPr>
-              <w:t>2026年11月〜2029年3月</w:t>
+              <w:t>2026年10月末(締結)〜2029年3月</w:t>
             </w:r>
           </w:p>
         </w:tc>
@@ -1257,7 +1257,7 @@
           <w:b w:val="0"/>
           <w:sz w:val="21"/>
         </w:rPr>
-        <w:t>当社初版案:キャラクターIPは当社が映像作品・イベント等でIP価値に影響する活動を継続するため「アクセス権(シンボリックIP)」に該当し、ライセンス期間で定額按分(当期帰属は5ヶ月分約830万円)</w:t>
+        <w:t>当社初版案:キャラクターIPは当社が映像作品・イベント等でIP価値に影響する活動を継続するため「アクセス権(シンボリックIP)」に該当し、ライセンス期間で定額按分(当期帰属は締結日からの5ヶ月分約830万円)</w:t>
       </w:r>
     </w:p>
     <w:p>

--- a/docs/proposals/softbank-ultraman-caravan/監査法人説明用_SB契約収益認識論点ペーパー.docx
+++ b/docs/proposals/softbank-ultraman-caravan/監査法人説明用_SB契約収益認識論点ペーパー.docx
@@ -25,7 +25,7 @@
           <w:b w:val="0"/>
           <w:sz w:val="21"/>
         </w:rPr>
-        <w:t>2026年10月21日更新(初版10月12日)/株式会社円谷プロダクション 営業担当:新谷/【社内限定・監査法人ご相談用ドラフト】</w:t>
+        <w:t>2026年10月22日更新(初版10月12日)/株式会社円谷プロダクション 営業担当:新谷/【社内限定・監査法人ご相談用ドラフト】</w:t>
       </w:r>
     </w:p>
     <w:p>
@@ -519,6 +519,56 @@
           </w:p>
         </w:tc>
       </w:tr>
+      <w:tr>
+        <w:tc>
+          <w:tcPr>
+            <w:tcW w:type="dxa" w:w="2880"/>
+          </w:tcPr>
+          <w:p>
+            <w:r/>
+            <w:r>
+              <w:rPr>
+                <w:rFonts w:ascii="Meiryo" w:hAnsi="Meiryo" w:eastAsia="Meiryo"/>
+                <w:b w:val="0"/>
+                <w:sz w:val="19"/>
+              </w:rPr>
+              <w:t>①の内容</w:t>
+            </w:r>
+          </w:p>
+        </w:tc>
+        <w:tc>
+          <w:tcPr>
+            <w:tcW w:type="dxa" w:w="2880"/>
+          </w:tcPr>
+          <w:p>
+            <w:r/>
+            <w:r>
+              <w:rPr>
+                <w:rFonts w:ascii="Meiryo" w:hAnsi="Meiryo" w:eastAsia="Meiryo"/>
+                <w:b w:val="0"/>
+                <w:sz w:val="19"/>
+              </w:rPr>
+              <w:t>体制確保+先方専用成果物(運営フォーマット等)の納品</w:t>
+            </w:r>
+          </w:p>
+        </w:tc>
+        <w:tc>
+          <w:tcPr>
+            <w:tcW w:type="dxa" w:w="2880"/>
+          </w:tcPr>
+          <w:p>
+            <w:r/>
+            <w:r>
+              <w:rPr>
+                <w:rFonts w:ascii="Meiryo" w:hAnsi="Meiryo" w:eastAsia="Meiryo"/>
+                <w:b w:val="0"/>
+                <w:sz w:val="19"/>
+              </w:rPr>
+              <w:t>体制確保のみ。専用成果物の制作・納品は行わない(10/22確定)</w:t>
+            </w:r>
+          </w:p>
+        </w:tc>
+      </w:tr>
     </w:tbl>
     <w:p/>
     <w:p>
@@ -788,7 +838,7 @@
                 <w:b w:val="0"/>
                 <w:sz w:val="19"/>
               </w:rPr>
-              <w:t>(a)2027年1〜3月の専属体制確保(基準15ライン・定額・スタンバイ型)(b)先方専用成果物の制作・納品(全店共通運営フォーマット・運営マニュアル・研修プログラム・告知デザインパッケージ・キット設計図。3月末検収)</w:t>
+              <w:t>2027年1〜3月の専属体制確保(基準15ライン・定額・スタンバイ型)。運営マニュアル・様式類は体制確保に付随する提供物であり、独立した成果物としては扱わない</w:t>
             </w:r>
           </w:p>
         </w:tc>
@@ -804,7 +854,7 @@
                 <w:b w:val="0"/>
                 <w:sz w:val="19"/>
               </w:rPr>
-              <w:t>(a)3,900万円(390現場分)+(b)3,000万〜1億円</w:t>
+              <w:t>3,900万円(390現場分)</w:t>
             </w:r>
           </w:p>
         </w:tc>
@@ -1120,7 +1170,7 @@
           <w:b w:val="0"/>
           <w:sz w:val="21"/>
         </w:rPr>
-        <w:t>(a)専属体制確保:対価の対象を「個別イベントの実施」ではなく「基準15ライン体制の専属確保」とするスタンバイ型の履行義務。確保期間(2027年1〜3月)の時の経過で認識し、当期内に完了</w:t>
+        <w:t>専属体制確保:対価の対象を「個別イベントの実施」ではなく「基準15ライン体制の専属確保」とするスタンバイ型の履行義務。確保期間(2027年1〜3月)の時の経過で認識し、当期内に完了</w:t>
       </w:r>
     </w:p>
     <w:p>
@@ -1133,7 +1183,7 @@
           <w:b w:val="0"/>
           <w:sz w:val="21"/>
         </w:rPr>
-        <w:t>(b)専用成果物:先方に使用権・運用権が移転する特定成果物の納品。検収(3月末)で一時点認識。対価は制作実費+合理的マージンで積算しSSPと整合</w:t>
+        <w:t>先方専用の成果物(運営フォーマット・研修プログラム等)の制作・納品は行わない(10/22確定)。運営マニュアル・実施確認書の様式は体制確保に付随して提供するもので、別個の履行義務とはしない</w:t>
       </w:r>
     </w:p>
     <w:p>
@@ -1146,7 +1196,7 @@
           <w:b w:val="0"/>
           <w:sz w:val="21"/>
         </w:rPr>
-        <w:t>論点①:(a)(b)を「準備の対価」として1本の契約金にまとめた場合でも、履行義務としては(a)期間按分・(b)一時点の2つに区分されるか、または単一の履行義務として扱えるか</w:t>
+        <w:t>論点①:「準備の対価」として契約金1本にまとめた場合、スタンバイ型の単一の履行義務として期間按分で整理できるか。付随提供物(マニュアル・様式)が別個の履行義務と判定される余地はないか</w:t>
       </w:r>
     </w:p>
     <w:p>
@@ -1172,7 +1222,7 @@
           <w:b w:val="0"/>
           <w:sz w:val="21"/>
         </w:rPr>
-        <w:t>論点③:①と②の対価配分(①に寄せた場合の②の個別採算悪化はCFO指摘のとおり)。当社案は②の単価10万円/日を維持し、①には成果物フィーを置く</w:t>
+        <w:t>論点③:①と②の対価配分(①に寄せた場合の②の個別採算悪化はCFO指摘のとおり)。当社案は②と同じ単価10万円/日で①を積算し(390現場分=3,900万円)、①への上乗せは行わない</w:t>
       </w:r>
     </w:p>
     <w:p>
@@ -1306,7 +1356,7 @@
           <w:b w:val="0"/>
           <w:sz w:val="21"/>
         </w:rPr>
-        <w:t>論点⑦:①②③を別契約としても、同一顧客・同時期・単一の商業目的により会計上1つの契約として結合され、履行義務が識別し直される可能性。①③が②から独立した履行義務であることを契約書上・実態上どう担保するか(①の成果物の独立性、③の権利が②なしでも価値を持つこと等)</w:t>
+        <w:t>論点⑦:①②③を別契約としても、同一顧客・同時期・単一の商業目的により会計上1つの契約として結合され、履行義務が識別し直される可能性。①③が②から独立した履行義務であることを契約書上・実態上どう担保するか(①の体制確保が②の前払いと見なされないこと、③の権利が②なしでも価値を持つこと等)</w:t>
       </w:r>
     </w:p>
     <w:p>
@@ -1491,7 +1541,7 @@
                 <w:b w:val="0"/>
                 <w:sz w:val="19"/>
               </w:rPr>
-              <w:t>テスト実績(履行済)約0.12億+先行スポット(11〜12月)数百万+①準備契約金(体制確保0.39億+成果物0.3〜1.0億)+③IP(按分なら約0.08億/CFO案で全額なら0.45億)+許諾料(春節前量産分)約0.05〜0.1億</w:t>
+              <w:t>テスト実績(履行済)約0.12億+先行スポット(11〜12月)数百万+①準備契約金(体制確保)0.39億+③IP(按分なら約0.08億/CFO案で全額なら0.45億)+許諾料(春節前量産分)約0.05〜0.1億</w:t>
             </w:r>
           </w:p>
         </w:tc>
@@ -1507,7 +1557,7 @@
                 <w:b/>
                 <w:sz w:val="19"/>
               </w:rPr>
-              <w:t>約0.9〜2.0億円</w:t>
+              <w:t>約0.6〜1.1億円</w:t>
             </w:r>
             <w:r>
               <w:rPr>
@@ -1515,7 +1565,7 @@
                 <w:b w:val="0"/>
                 <w:sz w:val="19"/>
               </w:rPr>
-              <w:t>(③の整理次第で約0.4億円の差)</w:t>
+              <w:t>(③の整理次第で約0.4億円の差。CFO案どおりなら約1.0億円)</w:t>
             </w:r>
           </w:p>
         </w:tc>
@@ -1751,7 +1801,7 @@
           <w:b w:val="0"/>
           <w:sz w:val="21"/>
         </w:rPr>
-        <w:t>2. ①準備契約金の履行義務整理(スタンバイ型+成果物)と、1〜3月の実稼働の扱い(論点①②)</w:t>
+        <w:t>2. ①準備契約金の履行義務整理(スタンバイ型・成果物なし)と、1〜3月の実稼働の扱い(論点①②)</w:t>
       </w:r>
     </w:p>
     <w:p>
@@ -1816,7 +1866,7 @@
           <w:b w:val="0"/>
           <w:sz w:val="21"/>
         </w:rPr>
-        <w:t>7. 契約書ドラフトへの会計要件の反映事項(検収定義・精算確定日・返金不能条項・契約の独立性)のご指導</w:t>
+        <w:t>7. 契約書ドラフトへの会計要件の反映事項(体制確保期間の定義・精算確定日・返金不能条項・契約の独立性)のご指導</w:t>
       </w:r>
     </w:p>
     <w:p>

--- a/docs/proposals/softbank-ultraman-caravan/監査法人説明用_SB契約収益認識論点ペーパー.docx
+++ b/docs/proposals/softbank-ultraman-caravan/監査法人説明用_SB契約収益認識論点ペーパー.docx
@@ -12,7 +12,7 @@
           <w:b/>
           <w:sz w:val="32"/>
         </w:rPr>
-        <w:t>ソフトバンク社とのIPライセンス・イベント契約 収益認識に関する論点整理(ご相談資料)v2</w:t>
+        <w:t>ソフトバンク社とのIPライセンス・イベント契約 収益認識に関する論点整理(ご相談資料)v3</w:t>
       </w:r>
     </w:p>
     <w:p>
@@ -25,7 +25,7 @@
           <w:b w:val="0"/>
           <w:sz w:val="21"/>
         </w:rPr>
-        <w:t>2026年10月22日更新(初版10月12日)/株式会社円谷プロダクション 営業担当:新谷/【社内限定・監査法人ご相談用ドラフト】</w:t>
+        <w:t>2026年10月22日更新(初版10月12日/v2 10月21日)/株式会社円谷プロダクション 営業担当:新谷/【社内限定・監査法人ご相談用ドラフト】</w:t>
       </w:r>
     </w:p>
     <w:p>
@@ -38,7 +38,7 @@
           <w:b w:val="0"/>
           <w:sz w:val="21"/>
         </w:rPr>
-        <w:t>本資料は契約締結前の設計段階における当社案の整理であり、経理部門および監査法人との事前協議を目的とするものです。会計処理の最終判断は協議結果に従います。v2では、10月20日の社内協議で確定した契約条件(期間・単価・最低保証の設計)と、経理部門(CFO)より提示された契約構成案(3本立て)を反映しています。</w:t>
+        <w:t>本資料は契約締結前の設計段階における当社案の整理であり、経理部門および監査法人との事前協議を目的とするものです。会計処理の最終判断は協議結果に従います。v3では、経理部門(斉藤さん・10月22日)からの回答を反映し、契約構成を「②イベント実施契約+③IPライセンス契約」の2本立てに改めています。</w:t>
       </w:r>
     </w:p>
     <w:p>
@@ -52,7 +52,7 @@
           <w:color w:val="232278"/>
           <w:sz w:val="26"/>
         </w:rPr>
-        <w:t>0. 初版からの主な変更点</w:t>
+        <w:t>0. 変更点(v2→v3)</w:t>
       </w:r>
     </w:p>
     <w:tbl>
@@ -62,14 +62,15 @@
         <w:tblLook w:firstColumn="1" w:firstRow="1" w:lastColumn="0" w:lastRow="0" w:noHBand="0" w:noVBand="1" w:val="04A0"/>
       </w:tblPr>
       <w:tblGrid>
-        <w:gridCol w:w="2880"/>
-        <w:gridCol w:w="2880"/>
-        <w:gridCol w:w="2880"/>
+        <w:gridCol w:w="2160"/>
+        <w:gridCol w:w="2160"/>
+        <w:gridCol w:w="2160"/>
+        <w:gridCol w:w="2160"/>
       </w:tblGrid>
       <w:tr>
         <w:tc>
           <w:tcPr>
-            <w:tcW w:type="dxa" w:w="2880"/>
+            <w:tcW w:type="dxa" w:w="2160"/>
             <w:shd w:fill="E8EAF2"/>
           </w:tcPr>
           <w:p>
@@ -86,7 +87,7 @@
         </w:tc>
         <w:tc>
           <w:tcPr>
-            <w:tcW w:type="dxa" w:w="2880"/>
+            <w:tcW w:type="dxa" w:w="2160"/>
             <w:shd w:fill="E8EAF2"/>
           </w:tcPr>
           <w:p>
@@ -97,13 +98,13 @@
                 <w:b/>
                 <w:sz w:val="19"/>
               </w:rPr>
-              <w:t>初版(10/12〜14)</w:t>
+              <w:t>v2(10/21)</w:t>
             </w:r>
           </w:p>
         </w:tc>
         <w:tc>
           <w:tcPr>
-            <w:tcW w:type="dxa" w:w="2880"/>
+            <w:tcW w:type="dxa" w:w="2160"/>
             <w:shd w:fill="E8EAF2"/>
           </w:tcPr>
           <w:p>
@@ -114,7 +115,24 @@
                 <w:b/>
                 <w:sz w:val="19"/>
               </w:rPr>
-              <w:t>v2(10/21・現行)</w:t>
+              <w:t>v3(10/22・現行)</w:t>
+            </w:r>
+          </w:p>
+        </w:tc>
+        <w:tc>
+          <w:tcPr>
+            <w:tcW w:type="dxa" w:w="2160"/>
+            <w:shd w:fill="E8EAF2"/>
+          </w:tcPr>
+          <w:p>
+            <w:r/>
+            <w:r>
+              <w:rPr>
+                <w:rFonts w:ascii="Meiryo" w:hAnsi="Meiryo" w:eastAsia="Meiryo"/>
+                <w:b/>
+                <w:sz w:val="19"/>
+              </w:rPr>
+              <w:t>根拠</w:t>
             </w:r>
           </w:p>
         </w:tc>
@@ -122,357 +140,7 @@
       <w:tr>
         <w:tc>
           <w:tcPr>
-            <w:tcW w:type="dxa" w:w="2880"/>
-          </w:tcPr>
-          <w:p>
-            <w:r/>
-            <w:r>
-              <w:rPr>
-                <w:rFonts w:ascii="Meiryo" w:hAnsi="Meiryo" w:eastAsia="Meiryo"/>
-                <w:b w:val="0"/>
-                <w:sz w:val="19"/>
-              </w:rPr>
-              <w:t>契約期間</w:t>
-            </w:r>
-          </w:p>
-        </w:tc>
-        <w:tc>
-          <w:tcPr>
-            <w:tcW w:type="dxa" w:w="2880"/>
-          </w:tcPr>
-          <w:p>
-            <w:r/>
-            <w:r>
-              <w:rPr>
-                <w:rFonts w:ascii="Meiryo" w:hAnsi="Meiryo" w:eastAsia="Meiryo"/>
-                <w:b w:val="0"/>
-                <w:sz w:val="19"/>
-              </w:rPr>
-              <w:t>2027年1月〜2028年12月(24ヶ月)</w:t>
-            </w:r>
-          </w:p>
-        </w:tc>
-        <w:tc>
-          <w:tcPr>
-            <w:tcW w:type="dxa" w:w="2880"/>
-          </w:tcPr>
-          <w:p>
-            <w:r/>
-            <w:r>
-              <w:rPr>
-                <w:rFonts w:ascii="Meiryo" w:hAnsi="Meiryo" w:eastAsia="Meiryo"/>
-                <w:b w:val="0"/>
-                <w:sz w:val="19"/>
-              </w:rPr>
-              <w:t>2027年1月〜2029年3月(27ヶ月)、締結2026年10月末</w:t>
-            </w:r>
-          </w:p>
-        </w:tc>
-      </w:tr>
-      <w:tr>
-        <w:tc>
-          <w:tcPr>
-            <w:tcW w:type="dxa" w:w="2880"/>
-          </w:tcPr>
-          <w:p>
-            <w:r/>
-            <w:r>
-              <w:rPr>
-                <w:rFonts w:ascii="Meiryo" w:hAnsi="Meiryo" w:eastAsia="Meiryo"/>
-                <w:b w:val="0"/>
-                <w:sz w:val="19"/>
-              </w:rPr>
-              <w:t>イベント単価</w:t>
-            </w:r>
-          </w:p>
-        </w:tc>
-        <w:tc>
-          <w:tcPr>
-            <w:tcW w:type="dxa" w:w="2880"/>
-          </w:tcPr>
-          <w:p>
-            <w:r/>
-            <w:r>
-              <w:rPr>
-                <w:rFonts w:ascii="Meiryo" w:hAnsi="Meiryo" w:eastAsia="Meiryo"/>
-                <w:b w:val="0"/>
-                <w:sz w:val="19"/>
-              </w:rPr>
-              <w:t>20万円/開催(土日2日間)</w:t>
-            </w:r>
-          </w:p>
-        </w:tc>
-        <w:tc>
-          <w:tcPr>
-            <w:tcW w:type="dxa" w:w="2880"/>
-          </w:tcPr>
-          <w:p>
-            <w:r/>
-            <w:r>
-              <w:rPr>
-                <w:rFonts w:ascii="Meiryo" w:hAnsi="Meiryo" w:eastAsia="Meiryo"/>
-                <w:b w:val="0"/>
-                <w:sz w:val="19"/>
-              </w:rPr>
-              <w:t>10万円/日(通常販売価格22.5万円/日からの特別価格)。1開催=土日2日=20万円</w:t>
-            </w:r>
-          </w:p>
-        </w:tc>
-      </w:tr>
-      <w:tr>
-        <w:tc>
-          <w:tcPr>
-            <w:tcW w:type="dxa" w:w="2880"/>
-          </w:tcPr>
-          <w:p>
-            <w:r/>
-            <w:r>
-              <w:rPr>
-                <w:rFonts w:ascii="Meiryo" w:hAnsi="Meiryo" w:eastAsia="Meiryo"/>
-                <w:b w:val="0"/>
-                <w:sz w:val="19"/>
-              </w:rPr>
-              <w:t>派遣体制</w:t>
-            </w:r>
-          </w:p>
-        </w:tc>
-        <w:tc>
-          <w:tcPr>
-            <w:tcW w:type="dxa" w:w="2880"/>
-          </w:tcPr>
-          <w:p>
-            <w:r/>
-            <w:r>
-              <w:rPr>
-                <w:rFonts w:ascii="Meiryo" w:hAnsi="Meiryo" w:eastAsia="Meiryo"/>
-                <w:b w:val="0"/>
-                <w:sz w:val="19"/>
-              </w:rPr>
-              <w:t>ディレクター+アクター</w:t>
-            </w:r>
-          </w:p>
-        </w:tc>
-        <w:tc>
-          <w:tcPr>
-            <w:tcW w:type="dxa" w:w="2880"/>
-          </w:tcPr>
-          <w:p>
-            <w:r/>
-            <w:r>
-              <w:rPr>
-                <w:rFonts w:ascii="Meiryo" w:hAnsi="Meiryo" w:eastAsia="Meiryo"/>
-                <w:b w:val="0"/>
-                <w:sz w:val="19"/>
-              </w:rPr>
-              <w:t>担当(チーフスタッフ)+スーツアクターの2名。会場運営(運営D1名+スタッフ4名)は先方</w:t>
-            </w:r>
-          </w:p>
-        </w:tc>
-      </w:tr>
-      <w:tr>
-        <w:tc>
-          <w:tcPr>
-            <w:tcW w:type="dxa" w:w="2880"/>
-          </w:tcPr>
-          <w:p>
-            <w:r/>
-            <w:r>
-              <w:rPr>
-                <w:rFonts w:ascii="Meiryo" w:hAnsi="Meiryo" w:eastAsia="Meiryo"/>
-                <w:b w:val="0"/>
-                <w:sz w:val="19"/>
-              </w:rPr>
-              <w:t>最低保証(MG)</w:t>
-            </w:r>
-          </w:p>
-        </w:tc>
-        <w:tc>
-          <w:tcPr>
-            <w:tcW w:type="dxa" w:w="2880"/>
-          </w:tcPr>
-          <w:p>
-            <w:r/>
-            <w:r>
-              <w:rPr>
-                <w:rFonts w:ascii="Meiryo" w:hAnsi="Meiryo" w:eastAsia="Meiryo"/>
-                <w:b w:val="0"/>
-                <w:sz w:val="19"/>
-              </w:rPr>
-              <w:t>年度計画の8割</w:t>
-            </w:r>
-          </w:p>
-        </w:tc>
-        <w:tc>
-          <w:tcPr>
-            <w:tcW w:type="dxa" w:w="2880"/>
-          </w:tcPr>
-          <w:p>
-            <w:r/>
-            <w:r>
-              <w:rPr>
-                <w:rFonts w:ascii="Meiryo" w:hAnsi="Meiryo" w:eastAsia="Meiryo"/>
-                <w:b w:val="0"/>
-                <w:sz w:val="19"/>
-              </w:rPr>
-              <w:t>基準15ライン分の開催数を100%保証(未実施でも請求)。余裕月は最大20ラインまで増枠(従量)</w:t>
-            </w:r>
-          </w:p>
-        </w:tc>
-      </w:tr>
-      <w:tr>
-        <w:tc>
-          <w:tcPr>
-            <w:tcW w:type="dxa" w:w="2880"/>
-          </w:tcPr>
-          <w:p>
-            <w:r/>
-            <w:r>
-              <w:rPr>
-                <w:rFonts w:ascii="Meiryo" w:hAnsi="Meiryo" w:eastAsia="Meiryo"/>
-                <w:b w:val="0"/>
-                <w:sz w:val="19"/>
-              </w:rPr>
-              <w:t>精算期間</w:t>
-            </w:r>
-          </w:p>
-        </w:tc>
-        <w:tc>
-          <w:tcPr>
-            <w:tcW w:type="dxa" w:w="2880"/>
-          </w:tcPr>
-          <w:p>
-            <w:r/>
-            <w:r>
-              <w:rPr>
-                <w:rFonts w:ascii="Meiryo" w:hAnsi="Meiryo" w:eastAsia="Meiryo"/>
-                <w:b w:val="0"/>
-                <w:sz w:val="19"/>
-              </w:rPr>
-              <w:t>年度区切り</w:t>
-            </w:r>
-          </w:p>
-        </w:tc>
-        <w:tc>
-          <w:tcPr>
-            <w:tcW w:type="dxa" w:w="2880"/>
-          </w:tcPr>
-          <w:p>
-            <w:r/>
-            <w:r>
-              <w:rPr>
-                <w:rFonts w:ascii="Meiryo" w:hAnsi="Meiryo" w:eastAsia="Meiryo"/>
-                <w:b w:val="0"/>
-                <w:sz w:val="19"/>
-              </w:rPr>
-              <w:t>第1期2027年1〜3月/第2期2027年4月〜2028年3月/第3期2028年4月〜2029年3月</w:t>
-            </w:r>
-          </w:p>
-        </w:tc>
-      </w:tr>
-      <w:tr>
-        <w:tc>
-          <w:tcPr>
-            <w:tcW w:type="dxa" w:w="2880"/>
-          </w:tcPr>
-          <w:p>
-            <w:r/>
-            <w:r>
-              <w:rPr>
-                <w:rFonts w:ascii="Meiryo" w:hAnsi="Meiryo" w:eastAsia="Meiryo"/>
-                <w:b w:val="0"/>
-                <w:sz w:val="19"/>
-              </w:rPr>
-              <w:t>キャンセル料</w:t>
-            </w:r>
-          </w:p>
-        </w:tc>
-        <w:tc>
-          <w:tcPr>
-            <w:tcW w:type="dxa" w:w="2880"/>
-          </w:tcPr>
-          <w:p>
-            <w:r/>
-            <w:r>
-              <w:rPr>
-                <w:rFonts w:ascii="Meiryo" w:hAnsi="Meiryo" w:eastAsia="Meiryo"/>
-                <w:b w:val="0"/>
-                <w:sz w:val="19"/>
-              </w:rPr>
-              <w:t>30日前30%/14日前50%/13日前以降100%</w:t>
-            </w:r>
-          </w:p>
-        </w:tc>
-        <w:tc>
-          <w:tcPr>
-            <w:tcW w:type="dxa" w:w="2880"/>
-          </w:tcPr>
-          <w:p>
-            <w:r/>
-            <w:r>
-              <w:rPr>
-                <w:rFonts w:ascii="Meiryo" w:hAnsi="Meiryo" w:eastAsia="Meiryo"/>
-                <w:b w:val="0"/>
-                <w:sz w:val="19"/>
-              </w:rPr>
-              <w:t>開催1ヶ月前までに確定。1ヶ月前〜14日前30%/13日前〜7日前50%/6日前〜当日100%</w:t>
-            </w:r>
-          </w:p>
-        </w:tc>
-      </w:tr>
-      <w:tr>
-        <w:tc>
-          <w:tcPr>
-            <w:tcW w:type="dxa" w:w="2880"/>
-          </w:tcPr>
-          <w:p>
-            <w:r/>
-            <w:r>
-              <w:rPr>
-                <w:rFonts w:ascii="Meiryo" w:hAnsi="Meiryo" w:eastAsia="Meiryo"/>
-                <w:b w:val="0"/>
-                <w:sz w:val="19"/>
-              </w:rPr>
-              <w:t>新規費目</w:t>
-            </w:r>
-          </w:p>
-        </w:tc>
-        <w:tc>
-          <w:tcPr>
-            <w:tcW w:type="dxa" w:w="2880"/>
-          </w:tcPr>
-          <w:p>
-            <w:r/>
-            <w:r>
-              <w:rPr>
-                <w:rFonts w:ascii="Meiryo" w:hAnsi="Meiryo" w:eastAsia="Meiryo"/>
-                <w:b w:val="0"/>
-                <w:sz w:val="19"/>
-              </w:rPr>
-              <w:t>—</w:t>
-            </w:r>
-          </w:p>
-        </w:tc>
-        <w:tc>
-          <w:tcPr>
-            <w:tcW w:type="dxa" w:w="2880"/>
-          </w:tcPr>
-          <w:p>
-            <w:r/>
-            <w:r>
-              <w:rPr>
-                <w:rFonts w:ascii="Meiryo" w:hAnsi="Meiryo" w:eastAsia="Meiryo"/>
-                <w:b w:val="0"/>
-                <w:sz w:val="19"/>
-              </w:rPr>
-              <w:t>現場諸経費2万円/日(従量)、フル運営オプション+22万円/日(会場単位・従量)</w:t>
-            </w:r>
-          </w:p>
-        </w:tc>
-      </w:tr>
-      <w:tr>
-        <w:tc>
-          <w:tcPr>
-            <w:tcW w:type="dxa" w:w="2880"/>
+            <w:tcW w:type="dxa" w:w="2160"/>
           </w:tcPr>
           <w:p>
             <w:r/>
@@ -488,7 +156,7 @@
         </w:tc>
         <w:tc>
           <w:tcPr>
-            <w:tcW w:type="dxa" w:w="2880"/>
+            <w:tcW w:type="dxa" w:w="2160"/>
           </w:tcPr>
           <w:p>
             <w:r/>
@@ -498,13 +166,13 @@
                 <w:b w:val="0"/>
                 <w:sz w:val="19"/>
               </w:rPr>
-              <w:t>5部構成(当社案)</w:t>
+              <w:t>①準備契約(契約金)②イベント実施契約③IPライセンス契約の3本立て</w:t>
             </w:r>
           </w:p>
         </w:tc>
         <w:tc>
           <w:tcPr>
-            <w:tcW w:type="dxa" w:w="2880"/>
+            <w:tcW w:type="dxa" w:w="2160"/>
           </w:tcPr>
           <w:p>
             <w:r/>
@@ -514,15 +182,13 @@
                 <w:b w:val="0"/>
                 <w:sz w:val="19"/>
               </w:rPr>
-              <w:t>CFO案:①準備契約(契約金)②イベント実施契約③IPライセンス契約の3本立て(第2章)</w:t>
+              <w:t>②イベント実施契約(2026年10月末締結〜2029年3月)+③IPライセンス契約の2本立て。①は②に統合</w:t>
             </w:r>
           </w:p>
         </w:tc>
-      </w:tr>
-      <w:tr>
         <w:tc>
           <w:tcPr>
-            <w:tcW w:type="dxa" w:w="2880"/>
+            <w:tcW w:type="dxa" w:w="2160"/>
           </w:tcPr>
           <w:p>
             <w:r/>
@@ -532,13 +198,15 @@
                 <w:b w:val="0"/>
                 <w:sz w:val="19"/>
               </w:rPr>
-              <w:t>①の内容</w:t>
+              <w:t>経理回答3:準備契約金は一括計上ではなく期間按分。実稼働を含むなら②に統合した方が分かりやすい</w:t>
             </w:r>
           </w:p>
         </w:tc>
+      </w:tr>
+      <w:tr>
         <w:tc>
           <w:tcPr>
-            <w:tcW w:type="dxa" w:w="2880"/>
+            <w:tcW w:type="dxa" w:w="2160"/>
           </w:tcPr>
           <w:p>
             <w:r/>
@@ -548,13 +216,13 @@
                 <w:b w:val="0"/>
                 <w:sz w:val="19"/>
               </w:rPr>
-              <w:t>体制確保+先方専用成果物(運営フォーマット等)の納品</w:t>
+              <w:t>2027年1〜3月分(390現場・3,900万円)の認識</w:t>
             </w:r>
           </w:p>
         </w:tc>
         <w:tc>
           <w:tcPr>
-            <w:tcW w:type="dxa" w:w="2880"/>
+            <w:tcW w:type="dxa" w:w="2160"/>
           </w:tcPr>
           <w:p>
             <w:r/>
@@ -564,7 +232,303 @@
                 <w:b w:val="0"/>
                 <w:sz w:val="19"/>
               </w:rPr>
-              <w:t>体制確保のみ。専用成果物の制作・納品は行わない(10/22確定)</w:t>
+              <w:t>①準備契約金として全額当期</w:t>
+            </w:r>
+          </w:p>
+        </w:tc>
+        <w:tc>
+          <w:tcPr>
+            <w:tcW w:type="dxa" w:w="2160"/>
+          </w:tcPr>
+          <w:p>
+            <w:r/>
+            <w:r>
+              <w:rPr>
+                <w:rFonts w:ascii="Meiryo" w:hAnsi="Meiryo" w:eastAsia="Meiryo"/>
+                <w:b w:val="0"/>
+                <w:sz w:val="19"/>
+              </w:rPr>
+              <w:t>②第1期の最低保証として当期(2027年3月期)に計上。金額・当期帰属は変わらない</w:t>
+            </w:r>
+          </w:p>
+        </w:tc>
+        <w:tc>
+          <w:tcPr>
+            <w:tcW w:type="dxa" w:w="2160"/>
+          </w:tcPr>
+          <w:p>
+            <w:r/>
+            <w:r>
+              <w:rPr>
+                <w:rFonts w:ascii="Meiryo" w:hAnsi="Meiryo" w:eastAsia="Meiryo"/>
+                <w:b w:val="0"/>
+                <w:sz w:val="19"/>
+              </w:rPr>
+              <w:t>経理回答3</w:t>
+            </w:r>
+          </w:p>
+        </w:tc>
+      </w:tr>
+      <w:tr>
+        <w:tc>
+          <w:tcPr>
+            <w:tcW w:type="dxa" w:w="2160"/>
+          </w:tcPr>
+          <w:p>
+            <w:r/>
+            <w:r>
+              <w:rPr>
+                <w:rFonts w:ascii="Meiryo" w:hAnsi="Meiryo" w:eastAsia="Meiryo"/>
+                <w:b w:val="0"/>
+                <w:sz w:val="19"/>
+              </w:rPr>
+              <w:t>③の「1年以内全額入金」</w:t>
+            </w:r>
+          </w:p>
+        </w:tc>
+        <w:tc>
+          <w:tcPr>
+            <w:tcW w:type="dxa" w:w="2160"/>
+          </w:tcPr>
+          <w:p>
+            <w:r/>
+            <w:r>
+              <w:rPr>
+                <w:rFonts w:ascii="Meiryo" w:hAnsi="Meiryo" w:eastAsia="Meiryo"/>
+                <w:b w:val="0"/>
+                <w:sz w:val="19"/>
+              </w:rPr>
+              <w:t>認識要件か資金条件か未確認</w:t>
+            </w:r>
+          </w:p>
+        </w:tc>
+        <w:tc>
+          <w:tcPr>
+            <w:tcW w:type="dxa" w:w="2160"/>
+          </w:tcPr>
+          <w:p>
+            <w:r/>
+            <w:r>
+              <w:rPr>
+                <w:rFonts w:ascii="Meiryo" w:hAnsi="Meiryo" w:eastAsia="Meiryo"/>
+                <w:b w:val="0"/>
+                <w:sz w:val="19"/>
+              </w:rPr>
+              <w:t>会計処理上の要件。契約時に27ヶ月分4,500万円を一括前払いとする提示条件で充足</w:t>
+            </w:r>
+          </w:p>
+        </w:tc>
+        <w:tc>
+          <w:tcPr>
+            <w:tcW w:type="dxa" w:w="2160"/>
+          </w:tcPr>
+          <w:p>
+            <w:r/>
+            <w:r>
+              <w:rPr>
+                <w:rFonts w:ascii="Meiryo" w:hAnsi="Meiryo" w:eastAsia="Meiryo"/>
+                <w:b w:val="0"/>
+                <w:sz w:val="19"/>
+              </w:rPr>
+              <w:t>経理回答1</w:t>
+            </w:r>
+          </w:p>
+        </w:tc>
+      </w:tr>
+      <w:tr>
+        <w:tc>
+          <w:tcPr>
+            <w:tcW w:type="dxa" w:w="2160"/>
+          </w:tcPr>
+          <w:p>
+            <w:r/>
+            <w:r>
+              <w:rPr>
+                <w:rFonts w:ascii="Meiryo" w:hAnsi="Meiryo" w:eastAsia="Meiryo"/>
+                <w:b w:val="0"/>
+                <w:sz w:val="19"/>
+              </w:rPr>
+              <w:t>契約の結合</w:t>
+            </w:r>
+          </w:p>
+        </w:tc>
+        <w:tc>
+          <w:tcPr>
+            <w:tcW w:type="dxa" w:w="2160"/>
+          </w:tcPr>
+          <w:p>
+            <w:r/>
+            <w:r>
+              <w:rPr>
+                <w:rFonts w:ascii="Meiryo" w:hAnsi="Meiryo" w:eastAsia="Meiryo"/>
+                <w:b w:val="0"/>
+                <w:sz w:val="19"/>
+              </w:rPr>
+              <w:t>リスクとして提起</w:t>
+            </w:r>
+          </w:p>
+        </w:tc>
+        <w:tc>
+          <w:tcPr>
+            <w:tcW w:type="dxa" w:w="2160"/>
+          </w:tcPr>
+          <w:p>
+            <w:r/>
+            <w:r>
+              <w:rPr>
+                <w:rFonts w:ascii="Meiryo" w:hAnsi="Meiryo" w:eastAsia="Meiryo"/>
+                <w:b w:val="0"/>
+                <w:sz w:val="19"/>
+              </w:rPr>
+              <w:t>「可能性あり」。契約書上の対策を第3章に明記</w:t>
+            </w:r>
+          </w:p>
+        </w:tc>
+        <w:tc>
+          <w:tcPr>
+            <w:tcW w:type="dxa" w:w="2160"/>
+          </w:tcPr>
+          <w:p>
+            <w:r/>
+            <w:r>
+              <w:rPr>
+                <w:rFonts w:ascii="Meiryo" w:hAnsi="Meiryo" w:eastAsia="Meiryo"/>
+                <w:b w:val="0"/>
+                <w:sz w:val="19"/>
+              </w:rPr>
+              <w:t>経理回答2</w:t>
+            </w:r>
+          </w:p>
+        </w:tc>
+      </w:tr>
+      <w:tr>
+        <w:tc>
+          <w:tcPr>
+            <w:tcW w:type="dxa" w:w="2160"/>
+          </w:tcPr>
+          <w:p>
+            <w:r/>
+            <w:r>
+              <w:rPr>
+                <w:rFonts w:ascii="Meiryo" w:hAnsi="Meiryo" w:eastAsia="Meiryo"/>
+                <w:b w:val="0"/>
+                <w:sz w:val="19"/>
+              </w:rPr>
+              <w:t>終期2029年3月</w:t>
+            </w:r>
+          </w:p>
+        </w:tc>
+        <w:tc>
+          <w:tcPr>
+            <w:tcW w:type="dxa" w:w="2160"/>
+          </w:tcPr>
+          <w:p>
+            <w:r/>
+            <w:r>
+              <w:rPr>
+                <w:rFonts w:ascii="Meiryo" w:hAnsi="Meiryo" w:eastAsia="Meiryo"/>
+                <w:b w:val="0"/>
+                <w:sz w:val="19"/>
+              </w:rPr>
+              <w:t>要確認</w:t>
+            </w:r>
+          </w:p>
+        </w:tc>
+        <w:tc>
+          <w:tcPr>
+            <w:tcW w:type="dxa" w:w="2160"/>
+          </w:tcPr>
+          <w:p>
+            <w:r/>
+            <w:r>
+              <w:rPr>
+                <w:rFonts w:ascii="Meiryo" w:hAnsi="Meiryo" w:eastAsia="Meiryo"/>
+                <w:b w:val="0"/>
+                <w:sz w:val="19"/>
+              </w:rPr>
+              <w:t>2028年12月末→2029年3月末に変更しても会計処理は変わらない</w:t>
+            </w:r>
+          </w:p>
+        </w:tc>
+        <w:tc>
+          <w:tcPr>
+            <w:tcW w:type="dxa" w:w="2160"/>
+          </w:tcPr>
+          <w:p>
+            <w:r/>
+            <w:r>
+              <w:rPr>
+                <w:rFonts w:ascii="Meiryo" w:hAnsi="Meiryo" w:eastAsia="Meiryo"/>
+                <w:b w:val="0"/>
+                <w:sz w:val="19"/>
+              </w:rPr>
+              <w:t>経理回答4</w:t>
+            </w:r>
+          </w:p>
+        </w:tc>
+      </w:tr>
+      <w:tr>
+        <w:tc>
+          <w:tcPr>
+            <w:tcW w:type="dxa" w:w="2160"/>
+          </w:tcPr>
+          <w:p>
+            <w:r/>
+            <w:r>
+              <w:rPr>
+                <w:rFonts w:ascii="Meiryo" w:hAnsi="Meiryo" w:eastAsia="Meiryo"/>
+                <w:b w:val="0"/>
+                <w:sz w:val="19"/>
+              </w:rPr>
+              <w:t>①の専用成果物</w:t>
+            </w:r>
+          </w:p>
+        </w:tc>
+        <w:tc>
+          <w:tcPr>
+            <w:tcW w:type="dxa" w:w="2160"/>
+          </w:tcPr>
+          <w:p>
+            <w:r/>
+            <w:r>
+              <w:rPr>
+                <w:rFonts w:ascii="Meiryo" w:hAnsi="Meiryo" w:eastAsia="Meiryo"/>
+                <w:b w:val="0"/>
+                <w:sz w:val="19"/>
+              </w:rPr>
+              <w:t>なし(10/22確定)</w:t>
+            </w:r>
+          </w:p>
+        </w:tc>
+        <w:tc>
+          <w:tcPr>
+            <w:tcW w:type="dxa" w:w="2160"/>
+          </w:tcPr>
+          <w:p>
+            <w:r/>
+            <w:r>
+              <w:rPr>
+                <w:rFonts w:ascii="Meiryo" w:hAnsi="Meiryo" w:eastAsia="Meiryo"/>
+                <w:b w:val="0"/>
+                <w:sz w:val="19"/>
+              </w:rPr>
+              <w:t>変更なし</w:t>
+            </w:r>
+          </w:p>
+        </w:tc>
+        <w:tc>
+          <w:tcPr>
+            <w:tcW w:type="dxa" w:w="2160"/>
+          </w:tcPr>
+          <w:p>
+            <w:r/>
+            <w:r>
+              <w:rPr>
+                <w:rFonts w:ascii="Meiryo" w:hAnsi="Meiryo" w:eastAsia="Meiryo"/>
+                <w:b w:val="0"/>
+                <w:sz w:val="19"/>
+              </w:rPr>
+              <w:t>—</w:t>
             </w:r>
           </w:p>
         </w:tc>
@@ -663,7 +627,7 @@
           <w:b w:val="0"/>
           <w:sz w:val="21"/>
         </w:rPr>
-        <w:t>先方の判断:10月22日の打ち合わせで本格実施の意思確認を行う予定</w:t>
+        <w:t>先方の判断:10月22日の打ち合わせで本格実施の意思確認</w:t>
       </w:r>
     </w:p>
     <w:p>
@@ -690,7 +654,7 @@
           <w:color w:val="232278"/>
           <w:sz w:val="26"/>
         </w:rPr>
-        <w:t>2. 契約ストラクチャー(当社案v2:CFO案の3本立てに当社の部品を対応付け)</w:t>
+        <w:t>2. 契約ストラクチャー(当社案v3:2本立て)</w:t>
       </w:r>
     </w:p>
     <w:tbl>
@@ -771,7 +735,7 @@
                 <w:b/>
                 <w:sz w:val="19"/>
               </w:rPr>
-              <w:t>対価(案)</w:t>
+              <w:t>対価</w:t>
             </w:r>
           </w:p>
         </w:tc>
@@ -788,89 +752,7 @@
                 <w:b/>
                 <w:sz w:val="19"/>
               </w:rPr>
-              <w:t>認識(CFO案)</w:t>
-            </w:r>
-          </w:p>
-        </w:tc>
-      </w:tr>
-      <w:tr>
-        <w:tc>
-          <w:tcPr>
-            <w:tcW w:type="dxa" w:w="1728"/>
-          </w:tcPr>
-          <w:p>
-            <w:r/>
-            <w:r>
-              <w:rPr>
-                <w:rFonts w:ascii="Meiryo" w:hAnsi="Meiryo" w:eastAsia="Meiryo"/>
-                <w:b w:val="0"/>
-                <w:sz w:val="19"/>
-              </w:rPr>
-              <w:t>① 準備契約(契約金)</w:t>
-            </w:r>
-          </w:p>
-        </w:tc>
-        <w:tc>
-          <w:tcPr>
-            <w:tcW w:type="dxa" w:w="1728"/>
-          </w:tcPr>
-          <w:p>
-            <w:r/>
-            <w:r>
-              <w:rPr>
-                <w:rFonts w:ascii="Meiryo" w:hAnsi="Meiryo" w:eastAsia="Meiryo"/>
-                <w:b w:val="0"/>
-                <w:sz w:val="19"/>
-              </w:rPr>
-              <w:t>2026年10月末(締結)〜2027年3月</w:t>
-            </w:r>
-          </w:p>
-        </w:tc>
-        <w:tc>
-          <w:tcPr>
-            <w:tcW w:type="dxa" w:w="1728"/>
-          </w:tcPr>
-          <w:p>
-            <w:r/>
-            <w:r>
-              <w:rPr>
-                <w:rFonts w:ascii="Meiryo" w:hAnsi="Meiryo" w:eastAsia="Meiryo"/>
-                <w:b w:val="0"/>
-                <w:sz w:val="19"/>
-              </w:rPr>
-              <w:t>2027年1〜3月の専属体制確保(基準15ライン・定額・スタンバイ型)。運営マニュアル・様式類は体制確保に付随する提供物であり、独立した成果物としては扱わない</w:t>
-            </w:r>
-          </w:p>
-        </w:tc>
-        <w:tc>
-          <w:tcPr>
-            <w:tcW w:type="dxa" w:w="1728"/>
-          </w:tcPr>
-          <w:p>
-            <w:r/>
-            <w:r>
-              <w:rPr>
-                <w:rFonts w:ascii="Meiryo" w:hAnsi="Meiryo" w:eastAsia="Meiryo"/>
-                <w:b w:val="0"/>
-                <w:sz w:val="19"/>
-              </w:rPr>
-              <w:t>3,900万円(390現場分)</w:t>
-            </w:r>
-          </w:p>
-        </w:tc>
-        <w:tc>
-          <w:tcPr>
-            <w:tcW w:type="dxa" w:w="1728"/>
-          </w:tcPr>
-          <w:p>
-            <w:r/>
-            <w:r>
-              <w:rPr>
-                <w:rFonts w:ascii="Meiryo" w:hAnsi="Meiryo" w:eastAsia="Meiryo"/>
-                <w:b w:val="0"/>
-                <w:sz w:val="19"/>
-              </w:rPr>
-              <w:t>全額当期</w:t>
+              <w:t>認識</w:t>
             </w:r>
           </w:p>
         </w:tc>
@@ -904,7 +786,7 @@
                 <w:b w:val="0"/>
                 <w:sz w:val="19"/>
               </w:rPr>
-              <w:t>2027年4月〜2029年3月</w:t>
+              <w:t>2026年10月末(締結)〜2029年3月。精算期間は第1期2027年1〜3月/第2期2027年4月〜2028年3月/第3期2028年4月〜2029年3月</w:t>
             </w:r>
           </w:p>
         </w:tc>
@@ -920,7 +802,7 @@
                 <w:b w:val="0"/>
                 <w:sz w:val="19"/>
               </w:rPr>
-              <w:t>着ぐるみイベントの実施(10万円/日)。基準15ライン分を最低保証(第2期1,560現場=1億5,600万円、第3期1,575現場=1億5,750万円)。余裕月増枠・現場諸経費・フル運営オプションは従量</w:t>
+              <w:t>着ぐるみイベントの実施(10万円/日)。基準15ライン分を最低保証(第1期390現場=3,900万円、第2期1,560現場=1億5,600万円、第3期1,575現場=1億5,750万円)。余裕月増枠・現場諸経費・フル運営オプションは従量。運営マニュアル・様式類は付随提供物</w:t>
             </w:r>
           </w:p>
         </w:tc>
@@ -936,7 +818,7 @@
                 <w:b w:val="0"/>
                 <w:sz w:val="19"/>
               </w:rPr>
-              <w:t>最低保証 3億1,350万円+従量</w:t>
+              <w:t>最低保証 3億5,250万円+従量</w:t>
             </w:r>
           </w:p>
         </w:tc>
@@ -952,7 +834,7 @@
                 <w:b w:val="0"/>
                 <w:sz w:val="19"/>
               </w:rPr>
-              <w:t>MGは期間按分・原価は都度計上。四半期ごとに按分計上額と実績(超過分)を洗い替え。返金条項なし</w:t>
+              <w:t>最低保証は期間按分・原価は都度計上。四半期ごとに按分計上額と実績(超過分)を洗い替え。返金条項なし。第1期分3,900万円は全額当期</w:t>
             </w:r>
           </w:p>
         </w:tc>
@@ -1002,7 +884,7 @@
                 <w:b w:val="0"/>
                 <w:sz w:val="19"/>
               </w:rPr>
-              <w:t>店頭イベント・イベントキット・店頭訴求ツール・LP/Web・SNSでのIP利用と作成物の監修を包括</w:t>
+              <w:t>店頭イベント・イベントキット・店頭訴求ツール・LP/Web・SNSでのIP利用と作成物の監修を包括。携帯キャリア3社との店頭イベント契約を行わない排他条件もこの契約に置く</w:t>
             </w:r>
           </w:p>
         </w:tc>
@@ -1018,7 +900,7 @@
                 <w:b w:val="0"/>
                 <w:sz w:val="19"/>
               </w:rPr>
-              <w:t>4,500万円(2,000万円/年)</w:t>
+              <w:t>4,500万円(2,000万円/年)。契約時に一括前払い</w:t>
             </w:r>
           </w:p>
         </w:tc>
@@ -1034,7 +916,7 @@
                 <w:b w:val="0"/>
                 <w:sz w:val="19"/>
               </w:rPr>
-              <w:t>CFO案:全額当期(契約から1年以内に全額入金が条件)※第3章の論点</w:t>
+              <w:t>全額当期(契約から1年以内の全額入金が会計処理上の要件。一括前払いで充足)※第3章の論点⑥</w:t>
             </w:r>
           </w:p>
         </w:tc>
@@ -1133,7 +1015,7 @@
           <w:b w:val="0"/>
           <w:sz w:val="21"/>
         </w:rPr>
-        <w:t>※ 先方に提示済みの見積(10月22日提示予定)は「稼働費(最低保証)+IP使用料(年額)+従量」の構成であり、3本立てへの再編は契約書ドラフト段階で総額・支払時期を変えずに行う想定。</w:t>
+        <w:t>※ 先方に提示済みの見積(10月22日)は「稼働費(最低保証・3期精算)+IP使用料(27ヶ月分一括前払い)+従量」の構成で、上記2本立てと一致する。契約書ドラフトは②③を別個の契約書とする。</w:t>
       </w:r>
     </w:p>
     <w:p>
@@ -1157,7 +1039,7 @@
           <w:b/>
           <w:sz w:val="23"/>
         </w:rPr>
-        <w:t>3-1. ①準備契約(契約金)</w:t>
+        <w:t>3-1. ②イベント実施契約(最低保証付き)</w:t>
       </w:r>
     </w:p>
     <w:p>
@@ -1170,7 +1052,7 @@
           <w:b w:val="0"/>
           <w:sz w:val="21"/>
         </w:rPr>
-        <w:t>専属体制確保:対価の対象を「個別イベントの実施」ではなく「基準15ライン体制の専属確保」とするスタンバイ型の履行義務。確保期間(2027年1〜3月)の時の経過で認識し、当期内に完了</w:t>
+        <w:t>開催単位の役務提供として都度認識。最低保証分は期間按分し、四半期ごとに実績と洗い替え(経理案)</w:t>
       </w:r>
     </w:p>
     <w:p>
@@ -1183,69 +1065,7 @@
           <w:b w:val="0"/>
           <w:sz w:val="21"/>
         </w:rPr>
-        <w:t>先方専用の成果物(運営フォーマット・研修プログラム等)の制作・納品は行わない(10/22確定)。運営マニュアル・実施確認書の様式は体制確保に付随して提供するもので、別個の履行義務とはしない</w:t>
-      </w:r>
-    </w:p>
-    <w:p>
-      <w:pPr>
-        <w:pStyle w:val="ListBullet"/>
-      </w:pPr>
-      <w:r>
-        <w:rPr>
-          <w:rFonts w:ascii="Meiryo" w:hAnsi="Meiryo" w:eastAsia="Meiryo"/>
-          <w:b w:val="0"/>
-          <w:sz w:val="21"/>
-        </w:rPr>
-        <w:t>論点①:「準備の対価」として契約金1本にまとめた場合、スタンバイ型の単一の履行義務として期間按分で整理できるか。付随提供物(マニュアル・様式)が別個の履行義務と判定される余地はないか</w:t>
-      </w:r>
-    </w:p>
-    <w:p>
-      <w:pPr>
-        <w:pStyle w:val="ListBullet"/>
-      </w:pPr>
-      <w:r>
-        <w:rPr>
-          <w:rFonts w:ascii="Meiryo" w:hAnsi="Meiryo" w:eastAsia="Meiryo"/>
-          <w:b w:val="0"/>
-          <w:sz w:val="21"/>
-        </w:rPr>
-        <w:t>論点②:2027年1〜3月に実際の稼働(12〜15ライン)が発生する場合、当該稼働を①に内包(スタンバイ型の一部)として整理できるか、②の前倒し開始として扱うべきか</w:t>
-      </w:r>
-    </w:p>
-    <w:p>
-      <w:pPr>
-        <w:pStyle w:val="ListBullet"/>
-      </w:pPr>
-      <w:r>
-        <w:rPr>
-          <w:rFonts w:ascii="Meiryo" w:hAnsi="Meiryo" w:eastAsia="Meiryo"/>
-          <w:b w:val="0"/>
-          <w:sz w:val="21"/>
-        </w:rPr>
-        <w:t>論点③:①と②の対価配分(①に寄せた場合の②の個別採算悪化はCFO指摘のとおり)。当社案は②と同じ単価10万円/日で①を積算し(390現場分=3,900万円)、①への上乗せは行わない</w:t>
-      </w:r>
-    </w:p>
-    <w:p>
-      <w:r>
-        <w:rPr>
-          <w:rFonts w:ascii="Meiryo" w:hAnsi="Meiryo" w:eastAsia="Meiryo"/>
-          <w:b/>
-          <w:sz w:val="23"/>
-        </w:rPr>
-        <w:t>3-2. ②イベント実施契約(最低保証付き)</w:t>
-      </w:r>
-    </w:p>
-    <w:p>
-      <w:pPr>
-        <w:pStyle w:val="ListBullet"/>
-      </w:pPr>
-      <w:r>
-        <w:rPr>
-          <w:rFonts w:ascii="Meiryo" w:hAnsi="Meiryo" w:eastAsia="Meiryo"/>
-          <w:b w:val="0"/>
-          <w:sz w:val="21"/>
-        </w:rPr>
-        <w:t>開催単位の役務提供として都度認識。最低保証分はCFO案のとおり期間按分し、四半期ごとに実績と洗い替え</w:t>
+        <w:t>第1期(2027年1〜3月)は実稼働12〜15ラインを含む。最低保証390現場分3,900万円は精算期間が当期内に完結するため、按分・実績いずれでも当期計上</w:t>
       </w:r>
     </w:p>
     <w:p>
@@ -1271,7 +1091,20 @@
           <w:b w:val="0"/>
           <w:sz w:val="21"/>
         </w:rPr>
-        <w:t>論点④:最低保証の期間按分(CFO案)と、精算期間末での未達確定(当社初版案)のどちらで整理するか。四半期洗い替えの実務(契約上の精算期間との整合)</w:t>
+        <w:t>契約書上の明記事項(経理回答2):契約期間・履行義務・入金時期。第1期については「2026年11月〜2027年3月の期間に390現場分を消化する対価」であること、最低保証・返還なしであること</w:t>
+      </w:r>
+    </w:p>
+    <w:p>
+      <w:pPr>
+        <w:pStyle w:val="ListBullet"/>
+      </w:pPr>
+      <w:r>
+        <w:rPr>
+          <w:rFonts w:ascii="Meiryo" w:hAnsi="Meiryo" w:eastAsia="Meiryo"/>
+          <w:b w:val="0"/>
+          <w:sz w:val="21"/>
+        </w:rPr>
+        <w:t>論点④:3期の精算区切り(契約上)と四半期洗い替え(会計上)の整合。期末時点の未達分の扱い</w:t>
       </w:r>
     </w:p>
     <w:p>
@@ -1294,7 +1127,7 @@
           <w:b/>
           <w:sz w:val="23"/>
         </w:rPr>
-        <w:t>3-3. ③IPライセンス契約</w:t>
+        <w:t>3-2. ③IPライセンス契約</w:t>
       </w:r>
     </w:p>
     <w:p>
@@ -1320,7 +1153,7 @@
           <w:b w:val="0"/>
           <w:sz w:val="21"/>
         </w:rPr>
-        <w:t>CFO案:全額当期計上(契約から1年以内に全額入金が条件)</w:t>
+        <w:t>経理回答:全額当期計上。「契約から1年以内の全額入金」は会計処理上の要件であり、契約時一括前払いで充足</w:t>
       </w:r>
     </w:p>
     <w:p>
@@ -1333,17 +1166,7 @@
           <w:b w:val="0"/>
           <w:sz w:val="21"/>
         </w:rPr>
-        <w:t>論点⑥(最重要):全額当期計上の会計上の根拠(使用権としての整理か、特定の既存素材の提供として一時点とするか、他の論理か)。シンボリックIPとの整理との関係。「1年以内の入金」が認識要件か資金条件かの切り分け。監査法人の事前合意を必須とする</w:t>
-      </w:r>
-    </w:p>
-    <w:p>
-      <w:r>
-        <w:rPr>
-          <w:rFonts w:ascii="Meiryo" w:hAnsi="Meiryo" w:eastAsia="Meiryo"/>
-          <w:b/>
-          <w:sz w:val="23"/>
-        </w:rPr>
-        <w:t>3-4. 契約の結合</w:t>
+        <w:t>論点⑥(最重要・継続):全額当期計上の会計上の根拠(使用権としての整理か、他の論理か)とシンボリックIPとの整理の関係は、経理回答には含まれていない。監査法人の事前合意を必須とする。按分と判定された場合の当期影響は約▲3,700万円(4,500万円→約830万円)</w:t>
       </w:r>
     </w:p>
     <w:p>
@@ -1356,7 +1179,7 @@
           <w:b w:val="0"/>
           <w:sz w:val="21"/>
         </w:rPr>
-        <w:t>論点⑦:①②③を別契約としても、同一顧客・同時期・単一の商業目的により会計上1つの契約として結合され、履行義務が識別し直される可能性。①③が②から独立した履行義務であることを契約書上・実態上どう担保するか(①の体制確保が②の前払いと見なされないこと、③の権利が②なしでも価値を持つこと等)</w:t>
+        <w:t>契約書上の明記事項(経理回答2):②に言及する記載を入れない(②の契約を前提とする記載、②が履行されない場合の返金条件などは不可)。返金なしを明記</w:t>
       </w:r>
     </w:p>
     <w:p>
@@ -1366,7 +1189,56 @@
           <w:b/>
           <w:sz w:val="23"/>
         </w:rPr>
-        <w:t>3-5. 作成許諾ロイヤリティ</w:t>
+        <w:t>3-3. 契約の結合</w:t>
+      </w:r>
+    </w:p>
+    <w:p>
+      <w:pPr>
+        <w:pStyle w:val="ListBullet"/>
+      </w:pPr>
+      <w:r>
+        <w:rPr>
+          <w:rFonts w:ascii="Meiryo" w:hAnsi="Meiryo" w:eastAsia="Meiryo"/>
+          <w:b w:val="0"/>
+          <w:sz w:val="21"/>
+        </w:rPr>
+        <w:t>経理回答:②③が密接に関連しているため、会計上1つの契約として結合される可能性はある</w:t>
+      </w:r>
+    </w:p>
+    <w:p>
+      <w:pPr>
+        <w:pStyle w:val="ListBullet"/>
+      </w:pPr>
+      <w:r>
+        <w:rPr>
+          <w:rFonts w:ascii="Meiryo" w:hAnsi="Meiryo" w:eastAsia="Meiryo"/>
+          <w:b w:val="0"/>
+          <w:sz w:val="21"/>
+        </w:rPr>
+        <w:t>対策(契約書ドラフトに反映):各契約で契約期間・履行義務・入金時期を明確にする/③は②から独立して成立し、②なしでも権利として価値を持つ構成にする(排他条件・監修・作成許諾の根拠を③に置く)/②③の対価をそれぞれ独立に算定し、相互の値引き・条件連動を記載しない</w:t>
+      </w:r>
+    </w:p>
+    <w:p>
+      <w:pPr>
+        <w:pStyle w:val="ListBullet"/>
+      </w:pPr>
+      <w:r>
+        <w:rPr>
+          <w:rFonts w:ascii="Meiryo" w:hAnsi="Meiryo" w:eastAsia="Meiryo"/>
+          <w:b w:val="0"/>
+          <w:sz w:val="21"/>
+        </w:rPr>
+        <w:t>論点⑦(継続):結合と判定された場合の履行義務の再識別と対価配分(③が②の最低保証と合算されて期間按分される可能性)。契約書ドラフトの経理・監査法人チェックで確認</w:t>
+      </w:r>
+    </w:p>
+    <w:p>
+      <w:r>
+        <w:rPr>
+          <w:rFonts w:ascii="Meiryo" w:hAnsi="Meiryo" w:eastAsia="Meiryo"/>
+          <w:b/>
+          <w:sz w:val="23"/>
+        </w:rPr>
+        <w:t>3-4. 作成許諾ロイヤリティ</w:t>
       </w:r>
     </w:p>
     <w:p>
@@ -1445,7 +1317,7 @@
           <w:color w:val="232278"/>
           <w:sz w:val="26"/>
         </w:rPr>
-        <w:t>4. 期別の収益計上見込み(当社案v2)</w:t>
+        <w:t>4. 期別の収益計上見込み(当社案v3)</w:t>
       </w:r>
     </w:p>
     <w:tbl>
@@ -1541,7 +1413,7 @@
                 <w:b w:val="0"/>
                 <w:sz w:val="19"/>
               </w:rPr>
-              <w:t>テスト実績(履行済)約0.12億+先行スポット(11〜12月)数百万+①準備契約金(体制確保)0.39億+③IP(按分なら約0.08億/CFO案で全額なら0.45億)+許諾料(春節前量産分)約0.05〜0.1億</w:t>
+              <w:t>テスト実績(履行済)約0.12億+先行スポット(11〜12月)数百万+②第1期最低保証0.39億+③IP 0.45億(全額当期。按分と判定された場合は約0.08億)+許諾料(春節前量産分)約0.05〜0.1億</w:t>
             </w:r>
           </w:p>
         </w:tc>
@@ -1557,7 +1429,7 @@
                 <w:b/>
                 <w:sz w:val="19"/>
               </w:rPr>
-              <w:t>約0.6〜1.1億円</w:t>
+              <w:t>約1.0〜1.1億円</w:t>
             </w:r>
             <w:r>
               <w:rPr>
@@ -1565,7 +1437,7 @@
                 <w:b w:val="0"/>
                 <w:sz w:val="19"/>
               </w:rPr>
-              <w:t>(③の整理次第で約0.4億円の差。CFO案どおりなら約1.0億円)</w:t>
+              <w:t>(③が按分の場合は約0.6〜0.7億円)</w:t>
             </w:r>
           </w:p>
         </w:tc>
@@ -1599,7 +1471,7 @@
                 <w:b w:val="0"/>
                 <w:sz w:val="19"/>
               </w:rPr>
-              <w:t>②第2期最低保証1.56億+増枠・諸経費(基準約0.31億)+③按分(約0.2億・CFO案なら0)+許諾料</w:t>
+              <w:t>②第2期最低保証1.56億+増枠・諸経費(基準約0.31億)+許諾料(③は全額当期計上のため0。按分の場合は約0.2億)</w:t>
             </w:r>
           </w:p>
         </w:tc>
@@ -1649,7 +1521,7 @@
                 <w:b w:val="0"/>
                 <w:sz w:val="19"/>
               </w:rPr>
-              <w:t>②第3期最低保証1.56億+増枠・諸経費+③按分(CFO案なら0)+許諾料</w:t>
+              <w:t>②第3期最低保証1.58億+増枠・諸経費+許諾料(③按分の場合は約0.2億)</w:t>
             </w:r>
           </w:p>
         </w:tc>
@@ -1682,7 +1554,7 @@
           <w:b w:val="0"/>
           <w:sz w:val="21"/>
         </w:rPr>
-        <w:t>契約時に確定する事項:受注総額(固定分3億9,750万円+従量)/返金不能・無条件の最低保証/前払スケジュール(IP使用料は契約時に27ヶ月分4,500万円を一括前払い=CFO案③の「1年以内全額入金」の条件を満たす。最低保証は四半期前払いで交渉)→契約負債として計上。先方の会計年度(4〜3月)との整合も考慮し、2026年度中の先方支払額は先方の予算決裁に影響するため、総額不変で支払時期を調整する余地を残す。</w:t>
+        <w:t>契約時に確定する事項:受注総額(固定分3億9,750万円+従量)/返金不能・無条件の最低保証/前払スケジュール(IP使用料は契約時に27ヶ月分4,500万円を一括前払い。最低保証は四半期前払いで交渉)→契約負債として計上。先方の会計年度(4〜3月)との整合も考慮し、2026年度中の先方支払額は先方の予算決裁に影響するため、総額不変で支払時期を調整する余地を残す(ただし③の一括前払いは会計要件のため動かさない)。</w:t>
       </w:r>
     </w:p>
     <w:p>
@@ -1748,7 +1620,7 @@
           <w:b w:val="0"/>
           <w:sz w:val="21"/>
         </w:rPr>
-        <w:t>論点⑫:消費税の課税時期(①は役務完了時点=3月末、②は都度)と法人税の整合</w:t>
+        <w:t>論点⑫:消費税の課税時期(②は都度、③は契約時)と法人税の整合</w:t>
       </w:r>
     </w:p>
     <w:p>
@@ -1785,10 +1657,62 @@
       <w:r>
         <w:rPr>
           <w:rFonts w:ascii="Meiryo" w:hAnsi="Meiryo" w:eastAsia="Meiryo"/>
+          <w:b/>
+          <w:sz w:val="21"/>
+        </w:rPr>
+        <w:t>経理回答で整理済み</w:t>
+      </w:r>
+    </w:p>
+    <w:p>
+      <w:pPr>
+        <w:pStyle w:val="ListBullet"/>
+      </w:pPr>
+      <w:r>
+        <w:rPr>
+          <w:rFonts w:ascii="Meiryo" w:hAnsi="Meiryo" w:eastAsia="Meiryo"/>
           <w:b w:val="0"/>
           <w:sz w:val="21"/>
         </w:rPr>
-        <w:t>1. ③IPライセンス契約の全額当期計上の可否と根拠(論点⑥)※当期計上額への影響が最大</w:t>
+        <w:t>①準備契約金の扱い:期間按分のため廃止し②に統合。第1期390現場分3,900万円は当期計上(論点①②③は解消)</w:t>
+      </w:r>
+    </w:p>
+    <w:p>
+      <w:pPr>
+        <w:pStyle w:val="ListBullet"/>
+      </w:pPr>
+      <w:r>
+        <w:rPr>
+          <w:rFonts w:ascii="Meiryo" w:hAnsi="Meiryo" w:eastAsia="Meiryo"/>
+          <w:b w:val="0"/>
+          <w:sz w:val="21"/>
+        </w:rPr>
+        <w:t>③の「1年以内全額入金」:会計処理上の要件。契約時一括前払いで充足</w:t>
+      </w:r>
+    </w:p>
+    <w:p>
+      <w:pPr>
+        <w:pStyle w:val="ListBullet"/>
+      </w:pPr>
+      <w:r>
+        <w:rPr>
+          <w:rFonts w:ascii="Meiryo" w:hAnsi="Meiryo" w:eastAsia="Meiryo"/>
+          <w:b w:val="0"/>
+          <w:sz w:val="21"/>
+        </w:rPr>
+        <w:t>終期を2029年3月としても会計処理は変わらない</w:t>
+      </w:r>
+    </w:p>
+    <w:p>
+      <w:pPr>
+        <w:spacing w:after="80"/>
+      </w:pPr>
+      <w:r>
+        <w:rPr>
+          <w:rFonts w:ascii="Meiryo" w:hAnsi="Meiryo" w:eastAsia="Meiryo"/>
+          <w:b/>
+          <w:sz w:val="21"/>
+        </w:rPr>
+        <w:t>継続して確認が必要な事項</w:t>
       </w:r>
     </w:p>
     <w:p>
@@ -1801,7 +1725,7 @@
           <w:b w:val="0"/>
           <w:sz w:val="21"/>
         </w:rPr>
-        <w:t>2. ①準備契約金の履行義務整理(スタンバイ型・成果物なし)と、1〜3月の実稼働の扱い(論点①②)</w:t>
+        <w:t>1. ③IPライセンス契約の全額当期計上の会計上の根拠(シンボリックIPの期間按分との関係)。監査法人の事前確認の要否と時期(論点⑥)※当期計上額への影響が最大</w:t>
       </w:r>
     </w:p>
     <w:p>
@@ -1814,7 +1738,7 @@
           <w:b w:val="0"/>
           <w:sz w:val="21"/>
         </w:rPr>
-        <w:t>3. 3本立て契約の結合リスクと、独立性を担保する契約書上の要件(論点⑦)</w:t>
+        <w:t>2. ②③の契約の結合リスクと、独立性を担保する契約書上の記載(論点⑦)。契約書ドラフト(10月下旬提示予定)の事前の経理確認</w:t>
       </w:r>
     </w:p>
     <w:p>
@@ -1827,7 +1751,7 @@
           <w:b w:val="0"/>
           <w:sz w:val="21"/>
         </w:rPr>
-        <w:t>4. 最低保証の認識方法:期間按分+四半期洗い替え(CFO案)か、期末確定(初版案)か(論点④)</w:t>
+        <w:t>3. 最低保証の3期精算(契約上)と四半期洗い替え(会計上)の整合、期末未達分の扱い(論点④)</w:t>
       </w:r>
     </w:p>
     <w:p>
@@ -1840,7 +1764,7 @@
           <w:b w:val="0"/>
           <w:sz w:val="21"/>
         </w:rPr>
-        <w:t>5. ①②の対価配分とSSPの考え方(論点③)</w:t>
+        <w:t>4. 作成許諾の純額認識・最低保証の扱い(論点⑧)</w:t>
       </w:r>
     </w:p>
     <w:p>
@@ -1853,20 +1777,7 @@
           <w:b w:val="0"/>
           <w:sz w:val="21"/>
         </w:rPr>
-        <w:t>6. 作成許諾の純額認識・最低保証の扱い(論点⑧)</w:t>
-      </w:r>
-    </w:p>
-    <w:p>
-      <w:pPr>
-        <w:spacing w:after="80"/>
-      </w:pPr>
-      <w:r>
-        <w:rPr>
-          <w:rFonts w:ascii="Meiryo" w:hAnsi="Meiryo" w:eastAsia="Meiryo"/>
-          <w:b w:val="0"/>
-          <w:sz w:val="21"/>
-        </w:rPr>
-        <w:t>7. 契約書ドラフトへの会計要件の反映事項(体制確保期間の定義・精算確定日・返金不能条項・契約の独立性)のご指導</w:t>
+        <w:t>5. 契約書ドラフトへの会計要件の反映事項(精算期間の定義・精算確定日・返金不能条項・③の返金なし・契約の独立性)のご指導</w:t>
       </w:r>
     </w:p>
     <w:p>

--- a/docs/proposals/softbank-ultraman-caravan/監査法人説明用_SB契約収益認識論点ペーパー.docx
+++ b/docs/proposals/softbank-ultraman-caravan/監査法人説明用_SB契約収益認識論点ペーパー.docx
@@ -533,6 +533,72 @@
           </w:p>
         </w:tc>
       </w:tr>
+      <w:tr>
+        <w:tc>
+          <w:tcPr>
+            <w:tcW w:type="dxa" w:w="2160"/>
+          </w:tcPr>
+          <w:p>
+            <w:r/>
+            <w:r>
+              <w:rPr>
+                <w:rFonts w:ascii="Meiryo" w:hAnsi="Meiryo" w:eastAsia="Meiryo"/>
+                <w:b w:val="0"/>
+                <w:sz w:val="19"/>
+              </w:rPr>
+              <w:t>作成許諾の最低保証期間</w:t>
+            </w:r>
+          </w:p>
+        </w:tc>
+        <w:tc>
+          <w:tcPr>
+            <w:tcW w:type="dxa" w:w="2160"/>
+          </w:tcPr>
+          <w:p>
+            <w:r/>
+            <w:r>
+              <w:rPr>
+                <w:rFonts w:ascii="Meiryo" w:hAnsi="Meiryo" w:eastAsia="Meiryo"/>
+                <w:b w:val="0"/>
+                <w:sz w:val="19"/>
+              </w:rPr>
+              <w:t>契約年度ごとに設定予定</w:t>
+            </w:r>
+          </w:p>
+        </w:tc>
+        <w:tc>
+          <w:tcPr>
+            <w:tcW w:type="dxa" w:w="2160"/>
+          </w:tcPr>
+          <w:p>
+            <w:r/>
+            <w:r>
+              <w:rPr>
+                <w:rFonts w:ascii="Meiryo" w:hAnsi="Meiryo" w:eastAsia="Meiryo"/>
+                <w:b w:val="0"/>
+                <w:sz w:val="19"/>
+              </w:rPr>
+              <w:t>前半15ヶ月(2027年1月〜2028年3月)/後半12ヶ月(2028年4月〜2029年3月)で確定。未達分は年度末確定・返還なし</w:t>
+            </w:r>
+          </w:p>
+        </w:tc>
+        <w:tc>
+          <w:tcPr>
+            <w:tcW w:type="dxa" w:w="2160"/>
+          </w:tcPr>
+          <w:p>
+            <w:r/>
+            <w:r>
+              <w:rPr>
+                <w:rFonts w:ascii="Meiryo" w:hAnsi="Meiryo" w:eastAsia="Meiryo"/>
+                <w:b w:val="0"/>
+                <w:sz w:val="19"/>
+              </w:rPr>
+              <w:t>10/22 経理とのやりとりを正とする</w:t>
+            </w:r>
+          </w:p>
+        </w:tc>
+      </w:tr>
     </w:tbl>
     <w:p/>
     <w:p>
@@ -966,7 +1032,7 @@
                 <w:b w:val="0"/>
                 <w:sz w:val="19"/>
               </w:rPr>
-              <w:t>先方制作のイベントキット・ノベルティ・店頭訴求ツールに対する許諾(作成費用の20%)。製造数量ベースの最低保証を契約年度ごとに設定予定</w:t>
+              <w:t>先方制作のイベントキット・ノベルティ・店頭訴求ツールに対する許諾(作成費用の20%)。製造数量ベースの最低保証を契約年度ごとに設定(前半:2027年1月〜2028年3月の15ヶ月分/後半:2028年4月〜2029年3月の12ヶ月分)。確定(10/22)</w:t>
             </w:r>
           </w:p>
         </w:tc>
@@ -998,7 +1064,7 @@
                 <w:b w:val="0"/>
                 <w:sz w:val="19"/>
               </w:rPr>
-              <w:t>製造(使用)時点。最低保証未達分は期末確定</w:t>
+              <w:t>製造(使用)時点。最低保証未達分は各年度末に確定・返還なし</w:t>
             </w:r>
           </w:p>
         </w:tc>
@@ -1264,7 +1330,7 @@
           <w:b w:val="0"/>
           <w:sz w:val="21"/>
         </w:rPr>
-        <w:t>製造数量ベースの最低保証を契約年度ごとに設定予定(第1期+第2期で1年3ヶ月分、第3期で1年分)。未達分は期末確定</w:t>
+        <w:t>製造数量ベースの最低保証を契約年度ごとに設定(前半:第1期+第2期の15ヶ月分=2027年1月〜2028年3月/後半:第3期の12ヶ月分=2028年4月〜2029年3月)。未達分は各年度末に確定し返還なし。製造数量は四半期ごとに先方から報告を受けて精算。この切り方を当社の確定案とし、先方提示の見積(10/22)と同一</w:t>
       </w:r>
     </w:p>
     <w:p>

--- a/docs/proposals/softbank-ultraman-caravan/監査法人説明用_SB契約収益認識論点ペーパー.docx
+++ b/docs/proposals/softbank-ultraman-caravan/監査法人説明用_SB契約収益認識論点ペーパー.docx
@@ -25,7 +25,7 @@
           <w:b w:val="0"/>
           <w:sz w:val="21"/>
         </w:rPr>
-        <w:t>2026年10月22日更新(初版10月12日/v2 10月21日)/株式会社円谷プロダクション 営業担当:新谷/【社内限定・監査法人ご相談用ドラフト】</w:t>
+        <w:t>2026年10月23日更新(初版10月12日/v2 10月21日/v3 10月22日)/株式会社円谷プロダクション 営業担当:新谷/【社内限定・監査法人ご相談用ドラフト】</w:t>
       </w:r>
     </w:p>
     <w:p>
@@ -38,7 +38,7 @@
           <w:b w:val="0"/>
           <w:sz w:val="21"/>
         </w:rPr>
-        <w:t>本資料は契約締結前の設計段階における当社案の整理であり、経理部門および監査法人との事前協議を目的とするものです。会計処理の最終判断は協議結果に従います。v3では、経理部門(斉藤さん・10月22日)からの回答を反映し、契約構成を「②イベント実施契約+③IPライセンス契約」の2本立てに改めています。</w:t>
+        <w:t>本資料は契約締結前の設計段階における当社案の整理であり、経理部門および監査法人との事前協議を目的とするものです。会計処理の最終判断は協議結果に従います。v3では、経理部門(斉藤さん・10月22日)からの回答を反映し、契約構成を「②イベント実施契約+③IPライセンス契約」の2本立てに改めています。10月23日に契約期間が2年(2027年1月〜2028年12月)で確定したため、金額を24ヶ月ベースに更新しました。</w:t>
       </w:r>
     </w:p>
     <w:p>
@@ -150,6 +150,72 @@
                 <w:b w:val="0"/>
                 <w:sz w:val="19"/>
               </w:rPr>
+              <w:t>契約期間</w:t>
+            </w:r>
+          </w:p>
+        </w:tc>
+        <w:tc>
+          <w:tcPr>
+            <w:tcW w:type="dxa" w:w="2160"/>
+          </w:tcPr>
+          <w:p>
+            <w:r/>
+            <w:r>
+              <w:rPr>
+                <w:rFonts w:ascii="Meiryo" w:hAnsi="Meiryo" w:eastAsia="Meiryo"/>
+                <w:b w:val="0"/>
+                <w:sz w:val="19"/>
+              </w:rPr>
+              <w:t>2027年1月〜2029年3月(27ヶ月)</w:t>
+            </w:r>
+          </w:p>
+        </w:tc>
+        <w:tc>
+          <w:tcPr>
+            <w:tcW w:type="dxa" w:w="2160"/>
+          </w:tcPr>
+          <w:p>
+            <w:r/>
+            <w:r>
+              <w:rPr>
+                <w:rFonts w:ascii="Meiryo" w:hAnsi="Meiryo" w:eastAsia="Meiryo"/>
+                <w:b w:val="0"/>
+                <w:sz w:val="19"/>
+              </w:rPr>
+              <w:t>2027年1月〜2028年12月(24ヶ月)で確定(10/23)。固定分3億9,750万円→3億5,500万円</w:t>
+            </w:r>
+          </w:p>
+        </w:tc>
+        <w:tc>
+          <w:tcPr>
+            <w:tcW w:type="dxa" w:w="2160"/>
+          </w:tcPr>
+          <w:p>
+            <w:r/>
+            <w:r>
+              <w:rPr>
+                <w:rFonts w:ascii="Meiryo" w:hAnsi="Meiryo" w:eastAsia="Meiryo"/>
+                <w:b w:val="0"/>
+                <w:sz w:val="19"/>
+              </w:rPr>
+              <w:t>先方との協議で2年に確定</w:t>
+            </w:r>
+          </w:p>
+        </w:tc>
+      </w:tr>
+      <w:tr>
+        <w:tc>
+          <w:tcPr>
+            <w:tcW w:type="dxa" w:w="2160"/>
+          </w:tcPr>
+          <w:p>
+            <w:r/>
+            <w:r>
+              <w:rPr>
+                <w:rFonts w:ascii="Meiryo" w:hAnsi="Meiryo" w:eastAsia="Meiryo"/>
+                <w:b w:val="0"/>
+                <w:sz w:val="19"/>
+              </w:rPr>
               <w:t>契約構成</w:t>
             </w:r>
           </w:p>
@@ -182,7 +248,7 @@
                 <w:b w:val="0"/>
                 <w:sz w:val="19"/>
               </w:rPr>
-              <w:t>②イベント実施契約(2026年10月末締結〜2029年3月)+③IPライセンス契約の2本立て。①は②に統合</w:t>
+              <w:t>②イベント実施契約(2026年10月末締結〜2028年12月)+③IPライセンス契約の2本立て。①は②に統合</w:t>
             </w:r>
           </w:p>
         </w:tc>
@@ -314,7 +380,7 @@
                 <w:b w:val="0"/>
                 <w:sz w:val="19"/>
               </w:rPr>
-              <w:t>会計処理上の要件。契約時に27ヶ月分4,500万円を一括前払いとする提示条件で充足</w:t>
+              <w:t>会計処理上の要件。契約時に2年分4,000万円を一括前払いとする提示条件で充足</w:t>
             </w:r>
           </w:p>
         </w:tc>
@@ -414,7 +480,7 @@
                 <w:b w:val="0"/>
                 <w:sz w:val="19"/>
               </w:rPr>
-              <w:t>終期2029年3月</w:t>
+              <w:t>終期</w:t>
             </w:r>
           </w:p>
         </w:tc>
@@ -430,7 +496,7 @@
                 <w:b w:val="0"/>
                 <w:sz w:val="19"/>
               </w:rPr>
-              <w:t>要確認</w:t>
+              <w:t>2029年3月(要確認)</w:t>
             </w:r>
           </w:p>
         </w:tc>
@@ -446,7 +512,7 @@
                 <w:b w:val="0"/>
                 <w:sz w:val="19"/>
               </w:rPr>
-              <w:t>2028年12月末→2029年3月末に変更しても会計処理は変わらない</w:t>
+              <w:t>2028年12月で確定。経理回答では終期が2028年12月でも2029年3月でも会計処理は変わらない</w:t>
             </w:r>
           </w:p>
         </w:tc>
@@ -462,7 +528,7 @@
                 <w:b w:val="0"/>
                 <w:sz w:val="19"/>
               </w:rPr>
-              <w:t>経理回答4</w:t>
+              <w:t>経理回答4・10/23確定</w:t>
             </w:r>
           </w:p>
         </w:tc>
@@ -578,7 +644,7 @@
                 <w:b w:val="0"/>
                 <w:sz w:val="19"/>
               </w:rPr>
-              <w:t>前半15ヶ月(2027年1月〜2028年3月)/後半12ヶ月(2028年4月〜2029年3月)で確定。未達分は年度末確定・返還なし</w:t>
+              <w:t>前半15ヶ月(2027年1月〜2028年3月)/後半9ヶ月(2028年4月〜12月)で確定。未達分は年度末確定・返還なし</w:t>
             </w:r>
           </w:p>
         </w:tc>
@@ -651,7 +717,7 @@
           <w:b w:val="0"/>
           <w:sz w:val="21"/>
         </w:rPr>
-        <w:t>契約期間:2027年1月〜2029年3月(27ヶ月)。締結は2026年10月末を予定</w:t>
+        <w:t>契約期間:2027年1月〜2028年12月(24ヶ月)。締結は2026年10月末を予定</w:t>
       </w:r>
     </w:p>
     <w:p>
@@ -664,7 +730,7 @@
           <w:b w:val="0"/>
           <w:sz w:val="21"/>
         </w:rPr>
-        <w:t>取引規模(固定分):稼働費 10万円/日×基準15ライン×235日(実カレンダーの土日数:2027年104日・2028年106日・2029年1〜3月25日)=3,525現場=3億5,250万円+IP使用料4,500万円(2,000万円/年、2029年1〜3月は3ヶ月分)=</w:t>
+        <w:t>取引規模(固定分):稼働費 10万円/日×基準15ライン×210日(実カレンダーの土日数:2027年104日・2028年106日)=3,150現場=3億1,500万円+IP使用料4,000万円(2,000万円/年×2年)=</w:t>
       </w:r>
       <w:r>
         <w:rPr>
@@ -672,7 +738,7 @@
           <w:b/>
           <w:sz w:val="21"/>
         </w:rPr>
-        <w:t>3億9,750万円(税別)</w:t>
+        <w:t>3億5,500万円(税別)</w:t>
       </w:r>
       <w:r>
         <w:rPr>
@@ -680,7 +746,7 @@
           <w:b w:val="0"/>
           <w:sz w:val="21"/>
         </w:rPr>
-        <w:t>。このほか従量(余裕月増枠 最大+4,700万円、現場諸経費 基準で7,020万円、作成許諾料、フル運営オプション)と実費精算</w:t>
+        <w:t>。このほか従量(余裕月増枠 最大+4,400万円、現場諸経費 基準で6,300万円、作成許諾料、フル運営オプション)と実費精算</w:t>
       </w:r>
     </w:p>
     <w:p>
@@ -706,7 +772,7 @@
           <w:b w:val="0"/>
           <w:sz w:val="21"/>
         </w:rPr>
-        <w:t>当社の希望:当期(2027年3月期)に計上可能な収益を契約設計により最大化しつつ、27ヶ月分の受注を契約時に法的に確定させたい</w:t>
+        <w:t>当社の希望:当期(2027年3月期)に計上可能な収益を契約設計により最大化しつつ、24ヶ月分の受注を契約時に法的に確定させたい</w:t>
       </w:r>
     </w:p>
     <w:p>
@@ -852,7 +918,7 @@
                 <w:b w:val="0"/>
                 <w:sz w:val="19"/>
               </w:rPr>
-              <w:t>2026年10月末(締結)〜2029年3月。精算期間は第1期2027年1〜3月/第2期2027年4月〜2028年3月/第3期2028年4月〜2029年3月</w:t>
+              <w:t>2026年10月末(締結)〜2028年12月。精算期間は第1期2027年1〜3月/第2期2027年4月〜2028年3月/第3期2028年4月〜12月</w:t>
             </w:r>
           </w:p>
         </w:tc>
@@ -868,7 +934,7 @@
                 <w:b w:val="0"/>
                 <w:sz w:val="19"/>
               </w:rPr>
-              <w:t>着ぐるみイベントの実施(10万円/日)。基準15ライン分を最低保証(第1期390現場=3,900万円、第2期1,560現場=1億5,600万円、第3期1,575現場=1億5,750万円)。余裕月増枠・現場諸経費・フル運営オプションは従量。運営マニュアル・様式類は付随提供物</w:t>
+              <w:t>着ぐるみイベントの実施(10万円/日)。基準15ライン分を最低保証(第1期390現場=3,900万円、第2期1,560現場=1億5,600万円、第3期1,200現場=1億2,000万円)。余裕月増枠・現場諸経費・フル運営オプションは従量。運営マニュアル・様式類は付随提供物</w:t>
             </w:r>
           </w:p>
         </w:tc>
@@ -884,7 +950,7 @@
                 <w:b w:val="0"/>
                 <w:sz w:val="19"/>
               </w:rPr>
-              <w:t>最低保証 3億5,250万円+従量</w:t>
+              <w:t>最低保証 3億1,500万円+従量</w:t>
             </w:r>
           </w:p>
         </w:tc>
@@ -934,7 +1000,7 @@
                 <w:b w:val="0"/>
                 <w:sz w:val="19"/>
               </w:rPr>
-              <w:t>2026年10月末(締結)〜2029年3月</w:t>
+              <w:t>2026年10月末(締結)〜2028年12月</w:t>
             </w:r>
           </w:p>
         </w:tc>
@@ -966,7 +1032,7 @@
                 <w:b w:val="0"/>
                 <w:sz w:val="19"/>
               </w:rPr>
-              <w:t>4,500万円(2,000万円/年)。契約時に一括前払い</w:t>
+              <w:t>4,000万円(2,000万円/年×2年)。契約時に一括前払い</w:t>
             </w:r>
           </w:p>
         </w:tc>
@@ -1032,7 +1098,7 @@
                 <w:b w:val="0"/>
                 <w:sz w:val="19"/>
               </w:rPr>
-              <w:t>先方制作のイベントキット・ノベルティ・店頭訴求ツールに対する許諾(作成費用の20%)。製造数量ベースの最低保証を契約年度ごとに設定(前半:2027年1月〜2028年3月の15ヶ月分/後半:2028年4月〜2029年3月の12ヶ月分)。確定(10/22)</w:t>
+              <w:t>先方制作のイベントキット・ノベルティ・店頭訴求ツールに対する許諾(作成費用の20%)。製造数量ベースの最低保証を契約年度ごとに設定(前半:2027年1月〜2028年3月の15ヶ月分/後半:2028年4月〜12月の9ヶ月分)。確定(10/22、期間は10/23更新)</w:t>
             </w:r>
           </w:p>
         </w:tc>
@@ -1081,7 +1147,7 @@
           <w:b w:val="0"/>
           <w:sz w:val="21"/>
         </w:rPr>
-        <w:t>※ 先方に提示済みの見積(10月22日)は「稼働費(最低保証・3期精算)+IP使用料(27ヶ月分一括前払い)+従量」の構成で、上記2本立てと一致する。契約書ドラフトは②③を別個の契約書とする。</w:t>
+        <w:t>※ 先方に提示済みの見積(10月22日)は「稼働費(最低保証・3期精算)+IP使用料(2年分一括前払い)+従量」の構成で、上記2本立てと一致する。契約書ドラフトは②③を別個の契約書とする。</w:t>
       </w:r>
     </w:p>
     <w:p>
@@ -1206,7 +1272,7 @@
           <w:b w:val="0"/>
           <w:sz w:val="21"/>
         </w:rPr>
-        <w:t>当社初版案:キャラクターIPは当社が映像作品・イベント等でIP価値に影響する活動を継続するため「アクセス権(シンボリックIP)」に該当し、ライセンス期間で定額按分(当期帰属は締結日からの5ヶ月分約830万円)</w:t>
+        <w:t>当社初版案:キャラクターIPは当社が映像作品・イベント等でIP価値に影響する活動を継続するため「アクセス権(シンボリックIP)」に該当し、ライセンス期間で定額按分(当期帰属は締結日からの5ヶ月分約770〜830万円)</w:t>
       </w:r>
     </w:p>
     <w:p>
@@ -1232,7 +1298,7 @@
           <w:b w:val="0"/>
           <w:sz w:val="21"/>
         </w:rPr>
-        <w:t>論点⑥(最重要・継続):全額当期計上の会計上の根拠(使用権としての整理か、他の論理か)とシンボリックIPとの整理の関係は、経理回答には含まれていない。監査法人の事前合意を必須とする。按分と判定された場合の当期影響は約▲3,700万円(4,500万円→約830万円)</w:t>
+        <w:t>論点⑥(最重要・継続):全額当期計上の会計上の根拠(使用権としての整理か、他の論理か)とシンボリックIPとの整理の関係は、経理回答には含まれていない。監査法人の事前合意を必須とする。按分と判定された場合の当期影響は約▲3,200万円(4,000万円→約830万円。締結日から2028年12月までの26ヶ月のうち当期5ヶ月分)</w:t>
       </w:r>
     </w:p>
     <w:p>
@@ -1330,7 +1396,7 @@
           <w:b w:val="0"/>
           <w:sz w:val="21"/>
         </w:rPr>
-        <w:t>製造数量ベースの最低保証を契約年度ごとに設定(前半:第1期+第2期の15ヶ月分=2027年1月〜2028年3月/後半:第3期の12ヶ月分=2028年4月〜2029年3月)。未達分は各年度末に確定し返還なし。製造数量は四半期ごとに先方から報告を受けて精算。この切り方を当社の確定案とし、先方提示の見積(10/22)と同一</w:t>
+        <w:t>製造数量ベースの最低保証を契約年度ごとに設定(前半:第1期+第2期の15ヶ月分=2027年1月〜2028年3月/後半:第3期の9ヶ月分=2028年4月〜12月)。未達分は各年度末に確定し返還なし。製造数量は四半期ごとに先方から報告を受けて精算。この切り方を当社の確定案とし、先方提示の見積(10/22)と同一</w:t>
       </w:r>
     </w:p>
     <w:p>
@@ -1479,7 +1545,7 @@
                 <w:b w:val="0"/>
                 <w:sz w:val="19"/>
               </w:rPr>
-              <w:t>テスト実績(履行済)約0.12億+先行スポット(11〜12月)数百万+②第1期最低保証0.39億+③IP 0.45億(全額当期。按分と判定された場合は約0.08億)+許諾料(春節前量産分)約0.05〜0.1億</w:t>
+              <w:t>テスト実績(履行済)約0.12億+先行スポット(11〜12月)数百万+②第1期最低保証0.39億+③IP 0.40億(全額当期。按分と判定された場合は約0.08億)+許諾料(春節前量産分)約0.05〜0.1億</w:t>
             </w:r>
           </w:p>
         </w:tc>
@@ -1495,7 +1561,7 @@
                 <w:b/>
                 <w:sz w:val="19"/>
               </w:rPr>
-              <w:t>約1.0〜1.1億円</w:t>
+              <w:t>約1.0億円</w:t>
             </w:r>
             <w:r>
               <w:rPr>
@@ -1587,7 +1653,7 @@
                 <w:b w:val="0"/>
                 <w:sz w:val="19"/>
               </w:rPr>
-              <w:t>②第3期最低保証1.58億+増枠・諸経費+許諾料(③按分の場合は約0.2億)</w:t>
+              <w:t>②第3期(2028年4〜12月)最低保証1.20億+増枠・諸経費(基準約0.24億)+許諾料(③按分の場合は約0.15億)</w:t>
             </w:r>
           </w:p>
         </w:tc>
@@ -1603,7 +1669,7 @@
                 <w:b w:val="0"/>
                 <w:sz w:val="19"/>
               </w:rPr>
-              <w:t>約1.9〜2.3億円</w:t>
+              <w:t>約1.5〜1.8億円</w:t>
             </w:r>
           </w:p>
         </w:tc>
@@ -1620,7 +1686,7 @@
           <w:b w:val="0"/>
           <w:sz w:val="21"/>
         </w:rPr>
-        <w:t>契約時に確定する事項:受注総額(固定分3億9,750万円+従量)/返金不能・無条件の最低保証/前払スケジュール(IP使用料は契約時に27ヶ月分4,500万円を一括前払い。最低保証は四半期前払いで交渉)→契約負債として計上。先方の会計年度(4〜3月)との整合も考慮し、2026年度中の先方支払額は先方の予算決裁に影響するため、総額不変で支払時期を調整する余地を残す(ただし③の一括前払いは会計要件のため動かさない)。</w:t>
+        <w:t>契約時に確定する事項:受注総額(固定分3億5,500万円+従量)/返金不能・無条件の最低保証/前払スケジュール(IP使用料は契約時に2年分4,000万円を一括前払い。最低保証は四半期前払いで交渉)→契約負債として計上。先方の会計年度(4〜3月)との整合も考慮し、2026年度中の先方支払額は先方の予算決裁に影響するため、総額不変で支払時期を調整する余地を残す(ただし③の一括前払いは会計要件のため動かさない)。</w:t>
       </w:r>
     </w:p>
     <w:p>
@@ -1765,7 +1831,7 @@
           <w:b w:val="0"/>
           <w:sz w:val="21"/>
         </w:rPr>
-        <w:t>終期を2029年3月としても会計処理は変わらない</w:t>
+        <w:t>契約期間の終期は2028年12月で確定(経理回答:2029年3月としても会計処理は変わらない)</w:t>
       </w:r>
     </w:p>
     <w:p>

--- a/docs/proposals/softbank-ultraman-caravan/監査法人説明用_SB契約収益認識論点ペーパー.docx
+++ b/docs/proposals/softbank-ultraman-caravan/監査法人説明用_SB契約収益認識論点ペーパー.docx
@@ -1210,7 +1210,7 @@
           <w:b w:val="0"/>
           <w:sz w:val="21"/>
         </w:rPr>
-        <w:t>最低保証は返金不能・無条件。未達でも請求、超過分は追加精算。中途解約時は残期間の保証額を精算</w:t>
+        <w:t>最低保証は返金不能・無条件。未達でも請求、超過分は追加精算。契約期間中の中途解約条項は置かない(10/24法務判断)</w:t>
       </w:r>
     </w:p>
     <w:p>
@@ -1249,7 +1249,7 @@
           <w:b w:val="0"/>
           <w:sz w:val="21"/>
         </w:rPr>
-        <w:t>論点⑤:キャンセル料(1ヶ月前〜14日前30%/13日前〜7日前50%/6日前〜当日100%)および中途解約精算の会計上の取扱い</w:t>
+        <w:t>論点⑤:キャンセル料(1ヶ月前〜14日前30%/13日前〜7日前50%/6日前〜当日100%)の会計上の取扱い。不可抗力による中止の扱いは法務と後日協議</w:t>
       </w:r>
     </w:p>
     <w:p>
